--- a/材料/项目文档.docx
+++ b/材料/项目文档.docx
@@ -8883,7 +8883,7 @@
         <w:ind w:firstLineChars="200" w:firstLine="480"/>
         <w:jc w:val="both"/>
         <w:rPr>
-          <w:rFonts w:ascii="Times New Roman" w:eastAsia="宋体" w:hAnsi="Times New Roman" w:cs="Times New Roman" w:hint="eastAsia"/>
+          <w:rFonts w:ascii="Times New Roman" w:eastAsia="宋体" w:hAnsi="Times New Roman" w:cs="Times New Roman"/>
         </w:rPr>
       </w:pPr>
       <w:r>
@@ -10682,6 +10682,1376 @@
           <w:color w:val="auto"/>
         </w:rPr>
       </w:pPr>
+      <w:r>
+        <w:rPr>
+          <w:rFonts w:ascii="Times New Roman" w:eastAsia="宋体" w:hAnsi="Times New Roman" w:cs="Times New Roman"/>
+          <w:color w:val="auto"/>
+        </w:rPr>
+        <w:t xml:space="preserve">3.2.5 </w:t>
+      </w:r>
+      <w:r>
+        <w:rPr>
+          <w:rFonts w:ascii="Times New Roman" w:eastAsia="宋体" w:hAnsi="Times New Roman" w:cs="Times New Roman"/>
+          <w:color w:val="auto"/>
+        </w:rPr>
+        <w:t>页面设计与交互原型</w:t>
+      </w:r>
+    </w:p>
+    <w:p>
+      <w:pPr>
+        <w:pStyle w:val="FirstParagraph"/>
+        <w:ind w:firstLineChars="200" w:firstLine="480"/>
+        <w:jc w:val="both"/>
+        <w:rPr>
+          <w:rFonts w:ascii="Times New Roman" w:eastAsia="宋体" w:hAnsi="Times New Roman" w:cs="Times New Roman"/>
+        </w:rPr>
+      </w:pPr>
+      <w:r>
+        <w:rPr>
+          <w:rFonts w:ascii="Times New Roman" w:eastAsia="宋体" w:hAnsi="Times New Roman" w:cs="Times New Roman" w:hint="eastAsia"/>
+        </w:rPr>
+        <w:t>页面</w:t>
+      </w:r>
+      <w:r>
+        <w:rPr>
+          <w:rFonts w:ascii="Times New Roman" w:eastAsia="宋体" w:hAnsi="Times New Roman" w:cs="Times New Roman"/>
+        </w:rPr>
+        <w:t>整体组织为</w:t>
+      </w:r>
+      <w:r>
+        <w:rPr>
+          <w:rFonts w:ascii="Times New Roman" w:eastAsia="宋体" w:hAnsi="Times New Roman" w:cs="Times New Roman"/>
+        </w:rPr>
+        <w:t>“</w:t>
+      </w:r>
+      <w:r>
+        <w:rPr>
+          <w:rFonts w:ascii="Times New Roman" w:eastAsia="宋体" w:hAnsi="Times New Roman" w:cs="Times New Roman"/>
+        </w:rPr>
+        <w:t>一个对话入口</w:t>
+      </w:r>
+      <w:r>
+        <w:rPr>
+          <w:rFonts w:ascii="Times New Roman" w:eastAsia="宋体" w:hAnsi="Times New Roman" w:cs="Times New Roman"/>
+        </w:rPr>
+        <w:t xml:space="preserve"> + </w:t>
+      </w:r>
+      <w:r>
+        <w:rPr>
+          <w:rFonts w:ascii="Times New Roman" w:eastAsia="宋体" w:hAnsi="Times New Roman" w:cs="Times New Roman"/>
+        </w:rPr>
+        <w:t>六类功能工作台</w:t>
+      </w:r>
+      <w:r>
+        <w:rPr>
+          <w:rFonts w:ascii="Times New Roman" w:eastAsia="宋体" w:hAnsi="Times New Roman" w:cs="Times New Roman"/>
+        </w:rPr>
+        <w:t>”</w:t>
+      </w:r>
+      <w:r>
+        <w:rPr>
+          <w:rFonts w:ascii="Times New Roman" w:eastAsia="宋体" w:hAnsi="Times New Roman" w:cs="Times New Roman"/>
+        </w:rPr>
+        <w:t>。登录与注册独立于主框架，未登录访问任何页面都会被路由守卫重定向到登录页。登录后的页面共享同一套主框架：左侧为固定侧边栏，</w:t>
+      </w:r>
+      <w:r>
+        <w:rPr>
+          <w:rFonts w:ascii="Times New Roman" w:eastAsia="宋体" w:hAnsi="Times New Roman" w:cs="Times New Roman"/>
+        </w:rPr>
+        <w:t xml:space="preserve">“AI </w:t>
+      </w:r>
+      <w:r>
+        <w:rPr>
+          <w:rFonts w:ascii="Times New Roman" w:eastAsia="宋体" w:hAnsi="Times New Roman" w:cs="Times New Roman"/>
+        </w:rPr>
+        <w:t>办公搭子</w:t>
+      </w:r>
+      <w:r>
+        <w:rPr>
+          <w:rFonts w:ascii="Times New Roman" w:eastAsia="宋体" w:hAnsi="Times New Roman" w:cs="Times New Roman"/>
+        </w:rPr>
+        <w:t>”</w:t>
+      </w:r>
+      <w:r>
+        <w:rPr>
+          <w:rFonts w:ascii="Times New Roman" w:eastAsia="宋体" w:hAnsi="Times New Roman" w:cs="Times New Roman"/>
+        </w:rPr>
+        <w:t>对话入口置顶，其下是文档工具、图像检索、音频检索、知识库、我的会议、</w:t>
+      </w:r>
+      <w:r>
+        <w:rPr>
+          <w:rFonts w:ascii="Times New Roman" w:eastAsia="宋体" w:hAnsi="Times New Roman" w:cs="Times New Roman"/>
+        </w:rPr>
+        <w:t xml:space="preserve">Skill </w:t>
+      </w:r>
+      <w:r>
+        <w:rPr>
+          <w:rFonts w:ascii="Times New Roman" w:eastAsia="宋体" w:hAnsi="Times New Roman" w:cs="Times New Roman"/>
+        </w:rPr>
+        <w:t>系统六个可折叠分组，底部用户区提供头像、会议通知铃铛、主题切换、修改密码与退出登录；记忆图谱从头像菜单进入，定位为个人资产页。两类入口各管一类任务：开放式、组合式的指令交给对话，由智能体自行编排工具；目标明确、需要批量操作或可视化审阅的工作（批量入库、逐页核对差异、切换共享状态）交给工作台页面。整体导航结构如图</w:t>
+      </w:r>
+      <w:r>
+        <w:rPr>
+          <w:rFonts w:ascii="Times New Roman" w:eastAsia="宋体" w:hAnsi="Times New Roman" w:cs="Times New Roman"/>
+        </w:rPr>
+        <w:t xml:space="preserve"> 12 </w:t>
+      </w:r>
+      <w:r>
+        <w:rPr>
+          <w:rFonts w:ascii="Times New Roman" w:eastAsia="宋体" w:hAnsi="Times New Roman" w:cs="Times New Roman"/>
+        </w:rPr>
+        <w:t>所示。</w:t>
+      </w:r>
+    </w:p>
+    <w:p>
+      <w:pPr>
+        <w:pStyle w:val="CaptionedFigure"/>
+        <w:jc w:val="both"/>
+        <w:rPr>
+          <w:rFonts w:ascii="Times New Roman" w:eastAsia="宋体" w:hAnsi="Times New Roman" w:cs="Times New Roman"/>
+        </w:rPr>
+      </w:pPr>
+      <w:r>
+        <w:rPr>
+          <w:rFonts w:ascii="Times New Roman" w:eastAsia="宋体" w:hAnsi="Times New Roman" w:cs="Times New Roman"/>
+          <w:noProof/>
+        </w:rPr>
+        <w:lastRenderedPageBreak/>
+        <w:drawing>
+          <wp:inline distT="0" distB="0" distL="0" distR="0" wp14:anchorId="3729777E" wp14:editId="4CD9EAC6">
+            <wp:extent cx="5334000" cy="3200400"/>
+            <wp:effectExtent l="0" t="0" r="0" b="0"/>
+            <wp:docPr id="70" name="Picture" descr="图 12　平台页面导航与信息架构图"/>
+            <wp:cNvGraphicFramePr/>
+            <a:graphic xmlns:a="http://schemas.openxmlformats.org/drawingml/2006/main">
+              <a:graphicData uri="http://schemas.openxmlformats.org/drawingml/2006/picture">
+                <pic:pic xmlns:pic="http://schemas.openxmlformats.org/drawingml/2006/picture">
+                  <pic:nvPicPr>
+                    <pic:cNvPr id="71" name="Picture" descr="figures/fig12.png"/>
+                    <pic:cNvPicPr>
+                      <a:picLocks noChangeAspect="1" noChangeArrowheads="1"/>
+                    </pic:cNvPicPr>
+                  </pic:nvPicPr>
+                  <pic:blipFill>
+                    <a:blip r:embed="rId18"/>
+                    <a:stretch>
+                      <a:fillRect/>
+                    </a:stretch>
+                  </pic:blipFill>
+                  <pic:spPr bwMode="auto">
+                    <a:xfrm>
+                      <a:off x="0" y="0"/>
+                      <a:ext cx="5334000" cy="3200400"/>
+                    </a:xfrm>
+                    <a:prstGeom prst="rect">
+                      <a:avLst/>
+                    </a:prstGeom>
+                    <a:noFill/>
+                    <a:ln w="9525">
+                      <a:noFill/>
+                      <a:headEnd/>
+                      <a:tailEnd/>
+                    </a:ln>
+                  </pic:spPr>
+                </pic:pic>
+              </a:graphicData>
+            </a:graphic>
+          </wp:inline>
+        </w:drawing>
+      </w:r>
+    </w:p>
+    <w:p>
+      <w:pPr>
+        <w:pStyle w:val="ImageCaption"/>
+        <w:jc w:val="both"/>
+        <w:rPr>
+          <w:rFonts w:ascii="Times New Roman" w:eastAsia="宋体" w:hAnsi="Times New Roman" w:cs="Times New Roman"/>
+        </w:rPr>
+      </w:pPr>
+      <w:r>
+        <w:rPr>
+          <w:rFonts w:ascii="Times New Roman" w:eastAsia="宋体" w:hAnsi="Times New Roman" w:cs="Times New Roman"/>
+        </w:rPr>
+        <w:t>图</w:t>
+      </w:r>
+      <w:r>
+        <w:rPr>
+          <w:rFonts w:ascii="Times New Roman" w:eastAsia="宋体" w:hAnsi="Times New Roman" w:cs="Times New Roman"/>
+        </w:rPr>
+        <w:t xml:space="preserve"> 12</w:t>
+      </w:r>
+      <w:r>
+        <w:rPr>
+          <w:rFonts w:ascii="Times New Roman" w:eastAsia="宋体" w:hAnsi="Times New Roman" w:cs="Times New Roman"/>
+        </w:rPr>
+        <w:t xml:space="preserve">　平台页面导航与信息架构图</w:t>
+      </w:r>
+    </w:p>
+    <w:p>
+      <w:pPr>
+        <w:pStyle w:val="a0"/>
+        <w:ind w:firstLineChars="200" w:firstLine="480"/>
+        <w:jc w:val="both"/>
+        <w:rPr>
+          <w:rFonts w:ascii="Times New Roman" w:eastAsia="宋体" w:hAnsi="Times New Roman" w:cs="Times New Roman"/>
+        </w:rPr>
+      </w:pPr>
+      <w:r>
+        <w:rPr>
+          <w:rFonts w:ascii="Times New Roman" w:eastAsia="宋体" w:hAnsi="Times New Roman" w:cs="Times New Roman"/>
+        </w:rPr>
+        <w:t>对话页是使用频率最高的页面，布局与交互要点如图</w:t>
+      </w:r>
+      <w:r>
+        <w:rPr>
+          <w:rFonts w:ascii="Times New Roman" w:eastAsia="宋体" w:hAnsi="Times New Roman" w:cs="Times New Roman"/>
+        </w:rPr>
+        <w:t xml:space="preserve"> 13 </w:t>
+      </w:r>
+      <w:r>
+        <w:rPr>
+          <w:rFonts w:ascii="Times New Roman" w:eastAsia="宋体" w:hAnsi="Times New Roman" w:cs="Times New Roman"/>
+        </w:rPr>
+        <w:t>所示。左侧会话栏支持新建、切换与删除历史会话，会话状态内网持久化，中断后可随时继续。消息区完整呈现智能体的执行过程：思考过程面板实时显示推理文本与每次工具调用的名称、输入和返回值，完成后可折叠；回复以流式方式逐字输出，生成途中可随时中断，完成后可复制。检索类结果以画廊形式内嵌在对话中，图片为缩略图网格，音频附带播放器。任务存在歧义时，智能体弹出澄清卡片，给出候选项或接受自由输入，用户应答后折叠为一行记录。输入区的加号菜单负责附件上传，以及知识库检索、会议检索两个开关，开关打开后智能体在回答前自动检索对应来源。</w:t>
+      </w:r>
+    </w:p>
+    <w:p>
+      <w:pPr>
+        <w:pStyle w:val="CaptionedFigure"/>
+        <w:jc w:val="both"/>
+        <w:rPr>
+          <w:rFonts w:ascii="Times New Roman" w:eastAsia="宋体" w:hAnsi="Times New Roman" w:cs="Times New Roman"/>
+        </w:rPr>
+      </w:pPr>
+      <w:r>
+        <w:rPr>
+          <w:rFonts w:ascii="Times New Roman" w:eastAsia="宋体" w:hAnsi="Times New Roman" w:cs="Times New Roman"/>
+          <w:noProof/>
+        </w:rPr>
+        <w:lastRenderedPageBreak/>
+        <w:drawing>
+          <wp:inline distT="0" distB="0" distL="0" distR="0" wp14:anchorId="5F108B24" wp14:editId="18B6BC6C">
+            <wp:extent cx="5334000" cy="3352800"/>
+            <wp:effectExtent l="0" t="0" r="0" b="0"/>
+            <wp:docPr id="72" name="Picture" descr="图 13　“AI 办公搭子”对话页交互原型"/>
+            <wp:cNvGraphicFramePr/>
+            <a:graphic xmlns:a="http://schemas.openxmlformats.org/drawingml/2006/main">
+              <a:graphicData uri="http://schemas.openxmlformats.org/drawingml/2006/picture">
+                <pic:pic xmlns:pic="http://schemas.openxmlformats.org/drawingml/2006/picture">
+                  <pic:nvPicPr>
+                    <pic:cNvPr id="73" name="Picture" descr="figures/fig13.png"/>
+                    <pic:cNvPicPr>
+                      <a:picLocks noChangeAspect="1" noChangeArrowheads="1"/>
+                    </pic:cNvPicPr>
+                  </pic:nvPicPr>
+                  <pic:blipFill>
+                    <a:blip r:embed="rId19"/>
+                    <a:stretch>
+                      <a:fillRect/>
+                    </a:stretch>
+                  </pic:blipFill>
+                  <pic:spPr bwMode="auto">
+                    <a:xfrm>
+                      <a:off x="0" y="0"/>
+                      <a:ext cx="5334000" cy="3352800"/>
+                    </a:xfrm>
+                    <a:prstGeom prst="rect">
+                      <a:avLst/>
+                    </a:prstGeom>
+                    <a:noFill/>
+                    <a:ln w="9525">
+                      <a:noFill/>
+                      <a:headEnd/>
+                      <a:tailEnd/>
+                    </a:ln>
+                  </pic:spPr>
+                </pic:pic>
+              </a:graphicData>
+            </a:graphic>
+          </wp:inline>
+        </w:drawing>
+      </w:r>
+    </w:p>
+    <w:p>
+      <w:pPr>
+        <w:pStyle w:val="ImageCaption"/>
+        <w:jc w:val="both"/>
+        <w:rPr>
+          <w:rFonts w:ascii="Times New Roman" w:eastAsia="宋体" w:hAnsi="Times New Roman" w:cs="Times New Roman"/>
+        </w:rPr>
+      </w:pPr>
+      <w:r>
+        <w:rPr>
+          <w:rFonts w:ascii="Times New Roman" w:eastAsia="宋体" w:hAnsi="Times New Roman" w:cs="Times New Roman"/>
+        </w:rPr>
+        <w:t>图</w:t>
+      </w:r>
+      <w:r>
+        <w:rPr>
+          <w:rFonts w:ascii="Times New Roman" w:eastAsia="宋体" w:hAnsi="Times New Roman" w:cs="Times New Roman"/>
+        </w:rPr>
+        <w:t xml:space="preserve"> 13</w:t>
+      </w:r>
+      <w:r>
+        <w:rPr>
+          <w:rFonts w:ascii="Times New Roman" w:eastAsia="宋体" w:hAnsi="Times New Roman" w:cs="Times New Roman"/>
+        </w:rPr>
+        <w:t xml:space="preserve">　</w:t>
+      </w:r>
+      <w:r>
+        <w:rPr>
+          <w:rFonts w:ascii="Times New Roman" w:eastAsia="宋体" w:hAnsi="Times New Roman" w:cs="Times New Roman"/>
+        </w:rPr>
+        <w:t xml:space="preserve">“AI </w:t>
+      </w:r>
+      <w:r>
+        <w:rPr>
+          <w:rFonts w:ascii="Times New Roman" w:eastAsia="宋体" w:hAnsi="Times New Roman" w:cs="Times New Roman"/>
+        </w:rPr>
+        <w:t>办公搭子</w:t>
+      </w:r>
+      <w:r>
+        <w:rPr>
+          <w:rFonts w:ascii="Times New Roman" w:eastAsia="宋体" w:hAnsi="Times New Roman" w:cs="Times New Roman"/>
+        </w:rPr>
+        <w:t>”</w:t>
+      </w:r>
+      <w:r>
+        <w:rPr>
+          <w:rFonts w:ascii="Times New Roman" w:eastAsia="宋体" w:hAnsi="Times New Roman" w:cs="Times New Roman"/>
+        </w:rPr>
+        <w:t>对话页交互原型</w:t>
+      </w:r>
+    </w:p>
+    <w:p>
+      <w:pPr>
+        <w:pStyle w:val="a0"/>
+        <w:ind w:firstLineChars="200" w:firstLine="480"/>
+        <w:jc w:val="both"/>
+        <w:rPr>
+          <w:rFonts w:ascii="Times New Roman" w:eastAsia="宋体" w:hAnsi="Times New Roman" w:cs="Times New Roman"/>
+        </w:rPr>
+      </w:pPr>
+      <w:r>
+        <w:rPr>
+          <w:rFonts w:ascii="Times New Roman" w:eastAsia="宋体" w:hAnsi="Times New Roman" w:cs="Times New Roman"/>
+        </w:rPr>
+        <w:t>文档工具组包含文档抽取与文档比对两个页面，原型如图</w:t>
+      </w:r>
+      <w:r>
+        <w:rPr>
+          <w:rFonts w:ascii="Times New Roman" w:eastAsia="宋体" w:hAnsi="Times New Roman" w:cs="Times New Roman"/>
+        </w:rPr>
+        <w:t xml:space="preserve"> 14 </w:t>
+      </w:r>
+      <w:r>
+        <w:rPr>
+          <w:rFonts w:ascii="Times New Roman" w:eastAsia="宋体" w:hAnsi="Times New Roman" w:cs="Times New Roman"/>
+        </w:rPr>
+        <w:t>所示。抽取页支持两种模式：手填字段时每个字段可附加示例并开启增强抽取；或上传</w:t>
+      </w:r>
+      <w:r>
+        <w:rPr>
+          <w:rFonts w:ascii="Times New Roman" w:eastAsia="宋体" w:hAnsi="Times New Roman" w:cs="Times New Roman"/>
+        </w:rPr>
+        <w:t xml:space="preserve"> Excel </w:t>
+      </w:r>
+      <w:r>
+        <w:rPr>
+          <w:rFonts w:ascii="Times New Roman" w:eastAsia="宋体" w:hAnsi="Times New Roman" w:cs="Times New Roman"/>
+        </w:rPr>
+        <w:t>模板批量定义字段，结果一键导出</w:t>
+      </w:r>
+      <w:r>
+        <w:rPr>
+          <w:rFonts w:ascii="Times New Roman" w:eastAsia="宋体" w:hAnsi="Times New Roman" w:cs="Times New Roman"/>
+        </w:rPr>
+        <w:t xml:space="preserve"> Excel</w:t>
+      </w:r>
+      <w:r>
+        <w:rPr>
+          <w:rFonts w:ascii="Times New Roman" w:eastAsia="宋体" w:hAnsi="Times New Roman" w:cs="Times New Roman"/>
+        </w:rPr>
+        <w:t>。比对页采用</w:t>
+      </w:r>
+      <w:r>
+        <w:rPr>
+          <w:rFonts w:ascii="Times New Roman" w:eastAsia="宋体" w:hAnsi="Times New Roman" w:cs="Times New Roman"/>
+        </w:rPr>
+        <w:t xml:space="preserve"> A/B </w:t>
+      </w:r>
+      <w:r>
+        <w:rPr>
+          <w:rFonts w:ascii="Times New Roman" w:eastAsia="宋体" w:hAnsi="Times New Roman" w:cs="Times New Roman"/>
+        </w:rPr>
+        <w:t>双上传区，拖放或点击上传两版</w:t>
+      </w:r>
+      <w:r>
+        <w:rPr>
+          <w:rFonts w:ascii="Times New Roman" w:eastAsia="宋体" w:hAnsi="Times New Roman" w:cs="Times New Roman"/>
+        </w:rPr>
+        <w:t xml:space="preserve"> PDF</w:t>
+      </w:r>
+      <w:r>
+        <w:rPr>
+          <w:rFonts w:ascii="Times New Roman" w:eastAsia="宋体" w:hAnsi="Times New Roman" w:cs="Times New Roman"/>
+        </w:rPr>
+        <w:t>，已上传一侧显示文件名与替换入口。比对完成后进入结果页：红、绿、黄三色半透明色块分别标注删除、新增与修改的内容，覆盖在原文位置上；双栏并排对照、同步滚动，先看整体相似度量级，再逐项核对细节；印章与正文分开识别、分开比对，缺失或变更的印章以虚线圈单独标出。</w:t>
+      </w:r>
+    </w:p>
+    <w:p>
+      <w:pPr>
+        <w:pStyle w:val="CaptionedFigure"/>
+        <w:jc w:val="both"/>
+        <w:rPr>
+          <w:rFonts w:ascii="Times New Roman" w:eastAsia="宋体" w:hAnsi="Times New Roman" w:cs="Times New Roman"/>
+        </w:rPr>
+      </w:pPr>
+      <w:r>
+        <w:rPr>
+          <w:rFonts w:ascii="Times New Roman" w:eastAsia="宋体" w:hAnsi="Times New Roman" w:cs="Times New Roman"/>
+          <w:noProof/>
+        </w:rPr>
+        <w:lastRenderedPageBreak/>
+        <w:drawing>
+          <wp:inline distT="0" distB="0" distL="0" distR="0" wp14:anchorId="356734A1" wp14:editId="535AE392">
+            <wp:extent cx="5334000" cy="3352800"/>
+            <wp:effectExtent l="0" t="0" r="0" b="0"/>
+            <wp:docPr id="74" name="Picture" descr="图 14　文档比对页与差异审阅页原型"/>
+            <wp:cNvGraphicFramePr/>
+            <a:graphic xmlns:a="http://schemas.openxmlformats.org/drawingml/2006/main">
+              <a:graphicData uri="http://schemas.openxmlformats.org/drawingml/2006/picture">
+                <pic:pic xmlns:pic="http://schemas.openxmlformats.org/drawingml/2006/picture">
+                  <pic:nvPicPr>
+                    <pic:cNvPr id="75" name="Picture" descr="figures/fig14.png"/>
+                    <pic:cNvPicPr>
+                      <a:picLocks noChangeAspect="1" noChangeArrowheads="1"/>
+                    </pic:cNvPicPr>
+                  </pic:nvPicPr>
+                  <pic:blipFill>
+                    <a:blip r:embed="rId20"/>
+                    <a:stretch>
+                      <a:fillRect/>
+                    </a:stretch>
+                  </pic:blipFill>
+                  <pic:spPr bwMode="auto">
+                    <a:xfrm>
+                      <a:off x="0" y="0"/>
+                      <a:ext cx="5334000" cy="3352800"/>
+                    </a:xfrm>
+                    <a:prstGeom prst="rect">
+                      <a:avLst/>
+                    </a:prstGeom>
+                    <a:noFill/>
+                    <a:ln w="9525">
+                      <a:noFill/>
+                      <a:headEnd/>
+                      <a:tailEnd/>
+                    </a:ln>
+                  </pic:spPr>
+                </pic:pic>
+              </a:graphicData>
+            </a:graphic>
+          </wp:inline>
+        </w:drawing>
+      </w:r>
+    </w:p>
+    <w:p>
+      <w:pPr>
+        <w:pStyle w:val="ImageCaption"/>
+        <w:jc w:val="both"/>
+        <w:rPr>
+          <w:rFonts w:ascii="Times New Roman" w:eastAsia="宋体" w:hAnsi="Times New Roman" w:cs="Times New Roman"/>
+        </w:rPr>
+      </w:pPr>
+      <w:r>
+        <w:rPr>
+          <w:rFonts w:ascii="Times New Roman" w:eastAsia="宋体" w:hAnsi="Times New Roman" w:cs="Times New Roman"/>
+        </w:rPr>
+        <w:t>图</w:t>
+      </w:r>
+      <w:r>
+        <w:rPr>
+          <w:rFonts w:ascii="Times New Roman" w:eastAsia="宋体" w:hAnsi="Times New Roman" w:cs="Times New Roman"/>
+        </w:rPr>
+        <w:t xml:space="preserve"> 14</w:t>
+      </w:r>
+      <w:r>
+        <w:rPr>
+          <w:rFonts w:ascii="Times New Roman" w:eastAsia="宋体" w:hAnsi="Times New Roman" w:cs="Times New Roman"/>
+        </w:rPr>
+        <w:t xml:space="preserve">　文档比对页与差异审阅页原型</w:t>
+      </w:r>
+    </w:p>
+    <w:p>
+      <w:pPr>
+        <w:pStyle w:val="a0"/>
+        <w:ind w:firstLineChars="200" w:firstLine="480"/>
+        <w:jc w:val="both"/>
+        <w:rPr>
+          <w:rFonts w:ascii="Times New Roman" w:eastAsia="宋体" w:hAnsi="Times New Roman" w:cs="Times New Roman"/>
+        </w:rPr>
+      </w:pPr>
+      <w:r>
+        <w:rPr>
+          <w:rFonts w:ascii="Times New Roman" w:eastAsia="宋体" w:hAnsi="Times New Roman" w:cs="Times New Roman"/>
+        </w:rPr>
+        <w:t>跨模态检索拆为检索页与资源库页两类，图</w:t>
+      </w:r>
+      <w:r>
+        <w:rPr>
+          <w:rFonts w:ascii="Times New Roman" w:eastAsia="宋体" w:hAnsi="Times New Roman" w:cs="Times New Roman"/>
+        </w:rPr>
+        <w:t xml:space="preserve"> 15 </w:t>
+      </w:r>
+      <w:r>
+        <w:rPr>
+          <w:rFonts w:ascii="Times New Roman" w:eastAsia="宋体" w:hAnsi="Times New Roman" w:cs="Times New Roman"/>
+        </w:rPr>
+        <w:t>给出了页面结构。以文搜图、以图搜图、以文搜音三个检索页共用同一套模板，只更换输入控件（文本描述、示例图片或关键词），返回数量在</w:t>
+      </w:r>
+      <w:r>
+        <w:rPr>
+          <w:rFonts w:ascii="Times New Roman" w:eastAsia="宋体" w:hAnsi="Times New Roman" w:cs="Times New Roman"/>
+        </w:rPr>
+        <w:t xml:space="preserve"> 1 </w:t>
+      </w:r>
+      <w:r>
+        <w:rPr>
+          <w:rFonts w:ascii="Times New Roman" w:eastAsia="宋体" w:hAnsi="Times New Roman" w:cs="Times New Roman"/>
+        </w:rPr>
+        <w:t>至</w:t>
+      </w:r>
+      <w:r>
+        <w:rPr>
+          <w:rFonts w:ascii="Times New Roman" w:eastAsia="宋体" w:hAnsi="Times New Roman" w:cs="Times New Roman"/>
+        </w:rPr>
+        <w:t xml:space="preserve"> 50 </w:t>
+      </w:r>
+      <w:r>
+        <w:rPr>
+          <w:rFonts w:ascii="Times New Roman" w:eastAsia="宋体" w:hAnsi="Times New Roman" w:cs="Times New Roman"/>
+        </w:rPr>
+        <w:t>之间可调，结果按相似度降序排列并显示得分。图像库与音频库负责批量入库：拖拽批量上传后自动完成特征提取与索引，每个资源独立显示</w:t>
+      </w:r>
+      <w:r>
+        <w:rPr>
+          <w:rFonts w:ascii="Times New Roman" w:eastAsia="宋体" w:hAnsi="Times New Roman" w:cs="Times New Roman"/>
+        </w:rPr>
+        <w:t>“</w:t>
+      </w:r>
+      <w:r>
+        <w:rPr>
+          <w:rFonts w:ascii="Times New Roman" w:eastAsia="宋体" w:hAnsi="Times New Roman" w:cs="Times New Roman"/>
+        </w:rPr>
+        <w:t>已索引</w:t>
+      </w:r>
+      <w:r>
+        <w:rPr>
+          <w:rFonts w:ascii="Times New Roman" w:eastAsia="宋体" w:hAnsi="Times New Roman" w:cs="Times New Roman"/>
+        </w:rPr>
+        <w:t>”“</w:t>
+      </w:r>
+      <w:r>
+        <w:rPr>
+          <w:rFonts w:ascii="Times New Roman" w:eastAsia="宋体" w:hAnsi="Times New Roman" w:cs="Times New Roman"/>
+        </w:rPr>
+        <w:t>索引中</w:t>
+      </w:r>
+      <w:r>
+        <w:rPr>
+          <w:rFonts w:ascii="Times New Roman" w:eastAsia="宋体" w:hAnsi="Times New Roman" w:cs="Times New Roman"/>
+        </w:rPr>
+        <w:t>”</w:t>
+      </w:r>
+      <w:r>
+        <w:rPr>
+          <w:rFonts w:ascii="Times New Roman" w:eastAsia="宋体" w:hAnsi="Times New Roman" w:cs="Times New Roman"/>
+        </w:rPr>
+        <w:t>或</w:t>
+      </w:r>
+      <w:r>
+        <w:rPr>
+          <w:rFonts w:ascii="Times New Roman" w:eastAsia="宋体" w:hAnsi="Times New Roman" w:cs="Times New Roman"/>
+        </w:rPr>
+        <w:t>“</w:t>
+      </w:r>
+      <w:r>
+        <w:rPr>
+          <w:rFonts w:ascii="Times New Roman" w:eastAsia="宋体" w:hAnsi="Times New Roman" w:cs="Times New Roman"/>
+        </w:rPr>
+        <w:t>失败</w:t>
+      </w:r>
+      <w:r>
+        <w:rPr>
+          <w:rFonts w:ascii="Times New Roman" w:eastAsia="宋体" w:hAnsi="Times New Roman" w:cs="Times New Roman"/>
+        </w:rPr>
+        <w:t>”</w:t>
+      </w:r>
+      <w:r>
+        <w:rPr>
+          <w:rFonts w:ascii="Times New Roman" w:eastAsia="宋体" w:hAnsi="Times New Roman" w:cs="Times New Roman"/>
+        </w:rPr>
+        <w:t>状态，失败可重试，从入库到可检索全程可查。检索页与对话入口各有分工：页面检索服务目标明确的查找与筛选，对话中的检索由智能体在复合任务中自动调用。</w:t>
+      </w:r>
+    </w:p>
+    <w:p>
+      <w:pPr>
+        <w:pStyle w:val="CaptionedFigure"/>
+        <w:jc w:val="both"/>
+        <w:rPr>
+          <w:rFonts w:ascii="Times New Roman" w:eastAsia="宋体" w:hAnsi="Times New Roman" w:cs="Times New Roman"/>
+        </w:rPr>
+      </w:pPr>
+      <w:r>
+        <w:rPr>
+          <w:rFonts w:ascii="Times New Roman" w:eastAsia="宋体" w:hAnsi="Times New Roman" w:cs="Times New Roman"/>
+          <w:noProof/>
+        </w:rPr>
+        <w:lastRenderedPageBreak/>
+        <w:drawing>
+          <wp:inline distT="0" distB="0" distL="0" distR="0" wp14:anchorId="60D94522" wp14:editId="0A3E152D">
+            <wp:extent cx="5334000" cy="3352800"/>
+            <wp:effectExtent l="0" t="0" r="0" b="0"/>
+            <wp:docPr id="76" name="Picture" descr="图 15　跨模态检索页与资源库页原型"/>
+            <wp:cNvGraphicFramePr/>
+            <a:graphic xmlns:a="http://schemas.openxmlformats.org/drawingml/2006/main">
+              <a:graphicData uri="http://schemas.openxmlformats.org/drawingml/2006/picture">
+                <pic:pic xmlns:pic="http://schemas.openxmlformats.org/drawingml/2006/picture">
+                  <pic:nvPicPr>
+                    <pic:cNvPr id="77" name="Picture" descr="figures/fig15.png"/>
+                    <pic:cNvPicPr>
+                      <a:picLocks noChangeAspect="1" noChangeArrowheads="1"/>
+                    </pic:cNvPicPr>
+                  </pic:nvPicPr>
+                  <pic:blipFill>
+                    <a:blip r:embed="rId21"/>
+                    <a:stretch>
+                      <a:fillRect/>
+                    </a:stretch>
+                  </pic:blipFill>
+                  <pic:spPr bwMode="auto">
+                    <a:xfrm>
+                      <a:off x="0" y="0"/>
+                      <a:ext cx="5334000" cy="3352800"/>
+                    </a:xfrm>
+                    <a:prstGeom prst="rect">
+                      <a:avLst/>
+                    </a:prstGeom>
+                    <a:noFill/>
+                    <a:ln w="9525">
+                      <a:noFill/>
+                      <a:headEnd/>
+                      <a:tailEnd/>
+                    </a:ln>
+                  </pic:spPr>
+                </pic:pic>
+              </a:graphicData>
+            </a:graphic>
+          </wp:inline>
+        </w:drawing>
+      </w:r>
+    </w:p>
+    <w:p>
+      <w:pPr>
+        <w:pStyle w:val="ImageCaption"/>
+        <w:jc w:val="both"/>
+        <w:rPr>
+          <w:rFonts w:ascii="Times New Roman" w:eastAsia="宋体" w:hAnsi="Times New Roman" w:cs="Times New Roman"/>
+        </w:rPr>
+      </w:pPr>
+      <w:r>
+        <w:rPr>
+          <w:rFonts w:ascii="Times New Roman" w:eastAsia="宋体" w:hAnsi="Times New Roman" w:cs="Times New Roman"/>
+        </w:rPr>
+        <w:t>图</w:t>
+      </w:r>
+      <w:r>
+        <w:rPr>
+          <w:rFonts w:ascii="Times New Roman" w:eastAsia="宋体" w:hAnsi="Times New Roman" w:cs="Times New Roman"/>
+        </w:rPr>
+        <w:t xml:space="preserve"> 15</w:t>
+      </w:r>
+      <w:r>
+        <w:rPr>
+          <w:rFonts w:ascii="Times New Roman" w:eastAsia="宋体" w:hAnsi="Times New Roman" w:cs="Times New Roman"/>
+        </w:rPr>
+        <w:t xml:space="preserve">　跨模态检索页与资源库页原型</w:t>
+      </w:r>
+    </w:p>
+    <w:p>
+      <w:pPr>
+        <w:pStyle w:val="a0"/>
+        <w:ind w:firstLineChars="200" w:firstLine="480"/>
+        <w:jc w:val="both"/>
+        <w:rPr>
+          <w:rFonts w:ascii="Times New Roman" w:eastAsia="宋体" w:hAnsi="Times New Roman" w:cs="Times New Roman"/>
+        </w:rPr>
+      </w:pPr>
+      <w:r>
+        <w:rPr>
+          <w:rFonts w:ascii="Times New Roman" w:eastAsia="宋体" w:hAnsi="Times New Roman" w:cs="Times New Roman"/>
+        </w:rPr>
+        <w:t>个人知识库页把入库、隔离与检索的控制权集中交给用户，页面原型如图</w:t>
+      </w:r>
+      <w:r>
+        <w:rPr>
+          <w:rFonts w:ascii="Times New Roman" w:eastAsia="宋体" w:hAnsi="Times New Roman" w:cs="Times New Roman"/>
+        </w:rPr>
+        <w:t xml:space="preserve"> 16 </w:t>
+      </w:r>
+      <w:r>
+        <w:rPr>
+          <w:rFonts w:ascii="Times New Roman" w:eastAsia="宋体" w:hAnsi="Times New Roman" w:cs="Times New Roman"/>
+        </w:rPr>
+        <w:t>所示。顶部四张统计卡给出文档总数、共享文档数、索引片段数与字符总量。上传区支持拖拽批量上传</w:t>
+      </w:r>
+      <w:r>
+        <w:rPr>
+          <w:rFonts w:ascii="Times New Roman" w:eastAsia="宋体" w:hAnsi="Times New Roman" w:cs="Times New Roman"/>
+        </w:rPr>
+        <w:t xml:space="preserve"> PDF</w:t>
+      </w:r>
+      <w:r>
+        <w:rPr>
+          <w:rFonts w:ascii="Times New Roman" w:eastAsia="宋体" w:hAnsi="Times New Roman" w:cs="Times New Roman"/>
+        </w:rPr>
+        <w:t>、</w:t>
+      </w:r>
+      <w:r>
+        <w:rPr>
+          <w:rFonts w:ascii="Times New Roman" w:eastAsia="宋体" w:hAnsi="Times New Roman" w:cs="Times New Roman"/>
+        </w:rPr>
+        <w:t xml:space="preserve">Office </w:t>
+      </w:r>
+      <w:r>
+        <w:rPr>
+          <w:rFonts w:ascii="Times New Roman" w:eastAsia="宋体" w:hAnsi="Times New Roman" w:cs="Times New Roman"/>
+        </w:rPr>
+        <w:t>文档、图片与文本文件，上传后自动抽取全文、语义分块、本地向量化入库，全程不出内网。文档列表中每份文档带两个开关：检索开关决定它是否参与问答，共享开关决定是否对其他用户开放，私有文档不会出现在任何他人的检索结果中。页内另设知识检索入口，上传后可直接验证入库质量，返回片段、来源文档与相似度得分，确认无误后再交给对话引用。</w:t>
+      </w:r>
+    </w:p>
+    <w:p>
+      <w:pPr>
+        <w:pStyle w:val="CaptionedFigure"/>
+        <w:jc w:val="both"/>
+        <w:rPr>
+          <w:rFonts w:ascii="Times New Roman" w:eastAsia="宋体" w:hAnsi="Times New Roman" w:cs="Times New Roman"/>
+        </w:rPr>
+      </w:pPr>
+      <w:r>
+        <w:rPr>
+          <w:rFonts w:ascii="Times New Roman" w:eastAsia="宋体" w:hAnsi="Times New Roman" w:cs="Times New Roman"/>
+          <w:noProof/>
+        </w:rPr>
+        <w:lastRenderedPageBreak/>
+        <w:drawing>
+          <wp:inline distT="0" distB="0" distL="0" distR="0" wp14:anchorId="0ABF2170" wp14:editId="6172811B">
+            <wp:extent cx="5334000" cy="3352800"/>
+            <wp:effectExtent l="0" t="0" r="0" b="0"/>
+            <wp:docPr id="78" name="Picture" descr="图 16　个人知识库页交互原型"/>
+            <wp:cNvGraphicFramePr/>
+            <a:graphic xmlns:a="http://schemas.openxmlformats.org/drawingml/2006/main">
+              <a:graphicData uri="http://schemas.openxmlformats.org/drawingml/2006/picture">
+                <pic:pic xmlns:pic="http://schemas.openxmlformats.org/drawingml/2006/picture">
+                  <pic:nvPicPr>
+                    <pic:cNvPr id="79" name="Picture" descr="figures/fig16.png"/>
+                    <pic:cNvPicPr>
+                      <a:picLocks noChangeAspect="1" noChangeArrowheads="1"/>
+                    </pic:cNvPicPr>
+                  </pic:nvPicPr>
+                  <pic:blipFill>
+                    <a:blip r:embed="rId22"/>
+                    <a:stretch>
+                      <a:fillRect/>
+                    </a:stretch>
+                  </pic:blipFill>
+                  <pic:spPr bwMode="auto">
+                    <a:xfrm>
+                      <a:off x="0" y="0"/>
+                      <a:ext cx="5334000" cy="3352800"/>
+                    </a:xfrm>
+                    <a:prstGeom prst="rect">
+                      <a:avLst/>
+                    </a:prstGeom>
+                    <a:noFill/>
+                    <a:ln w="9525">
+                      <a:noFill/>
+                      <a:headEnd/>
+                      <a:tailEnd/>
+                    </a:ln>
+                  </pic:spPr>
+                </pic:pic>
+              </a:graphicData>
+            </a:graphic>
+          </wp:inline>
+        </w:drawing>
+      </w:r>
+    </w:p>
+    <w:p>
+      <w:pPr>
+        <w:pStyle w:val="ImageCaption"/>
+        <w:jc w:val="both"/>
+        <w:rPr>
+          <w:rFonts w:ascii="Times New Roman" w:eastAsia="宋体" w:hAnsi="Times New Roman" w:cs="Times New Roman"/>
+        </w:rPr>
+      </w:pPr>
+      <w:r>
+        <w:rPr>
+          <w:rFonts w:ascii="Times New Roman" w:eastAsia="宋体" w:hAnsi="Times New Roman" w:cs="Times New Roman"/>
+        </w:rPr>
+        <w:t>图</w:t>
+      </w:r>
+      <w:r>
+        <w:rPr>
+          <w:rFonts w:ascii="Times New Roman" w:eastAsia="宋体" w:hAnsi="Times New Roman" w:cs="Times New Roman"/>
+        </w:rPr>
+        <w:t xml:space="preserve"> 16</w:t>
+      </w:r>
+      <w:r>
+        <w:rPr>
+          <w:rFonts w:ascii="Times New Roman" w:eastAsia="宋体" w:hAnsi="Times New Roman" w:cs="Times New Roman"/>
+        </w:rPr>
+        <w:t xml:space="preserve">　个人知识库页交互原型</w:t>
+      </w:r>
+    </w:p>
+    <w:p>
+      <w:pPr>
+        <w:pStyle w:val="a0"/>
+        <w:ind w:firstLineChars="200" w:firstLine="480"/>
+        <w:jc w:val="both"/>
+        <w:rPr>
+          <w:rFonts w:ascii="Times New Roman" w:eastAsia="宋体" w:hAnsi="Times New Roman" w:cs="Times New Roman"/>
+        </w:rPr>
+      </w:pPr>
+      <w:r>
+        <w:rPr>
+          <w:rFonts w:ascii="Times New Roman" w:eastAsia="宋体" w:hAnsi="Times New Roman" w:cs="Times New Roman"/>
+        </w:rPr>
+        <w:t>会议与待办页要把</w:t>
+      </w:r>
+      <w:r>
+        <w:rPr>
+          <w:rFonts w:ascii="Times New Roman" w:eastAsia="宋体" w:hAnsi="Times New Roman" w:cs="Times New Roman"/>
+        </w:rPr>
+        <w:t>“</w:t>
+      </w:r>
+      <w:r>
+        <w:rPr>
+          <w:rFonts w:ascii="Times New Roman" w:eastAsia="宋体" w:hAnsi="Times New Roman" w:cs="Times New Roman"/>
+        </w:rPr>
+        <w:t>开过会</w:t>
+      </w:r>
+      <w:r>
+        <w:rPr>
+          <w:rFonts w:ascii="Times New Roman" w:eastAsia="宋体" w:hAnsi="Times New Roman" w:cs="Times New Roman"/>
+        </w:rPr>
+        <w:t>”</w:t>
+      </w:r>
+      <w:r>
+        <w:rPr>
+          <w:rFonts w:ascii="Times New Roman" w:eastAsia="宋体" w:hAnsi="Times New Roman" w:cs="Times New Roman"/>
+        </w:rPr>
+        <w:t>推进到</w:t>
+      </w:r>
+      <w:r>
+        <w:rPr>
+          <w:rFonts w:ascii="Times New Roman" w:eastAsia="宋体" w:hAnsi="Times New Roman" w:cs="Times New Roman"/>
+        </w:rPr>
+        <w:t>“</w:t>
+      </w:r>
+      <w:r>
+        <w:rPr>
+          <w:rFonts w:ascii="Times New Roman" w:eastAsia="宋体" w:hAnsi="Times New Roman" w:cs="Times New Roman"/>
+        </w:rPr>
+        <w:t>办完事</w:t>
+      </w:r>
+      <w:r>
+        <w:rPr>
+          <w:rFonts w:ascii="Times New Roman" w:eastAsia="宋体" w:hAnsi="Times New Roman" w:cs="Times New Roman"/>
+        </w:rPr>
+        <w:t>”</w:t>
+      </w:r>
+      <w:r>
+        <w:rPr>
+          <w:rFonts w:ascii="Times New Roman" w:eastAsia="宋体" w:hAnsi="Times New Roman" w:cs="Times New Roman"/>
+        </w:rPr>
+        <w:t>，图</w:t>
+      </w:r>
+      <w:r>
+        <w:rPr>
+          <w:rFonts w:ascii="Times New Roman" w:eastAsia="宋体" w:hAnsi="Times New Roman" w:cs="Times New Roman"/>
+        </w:rPr>
+        <w:t xml:space="preserve"> 17 </w:t>
+      </w:r>
+      <w:r>
+        <w:rPr>
+          <w:rFonts w:ascii="Times New Roman" w:eastAsia="宋体" w:hAnsi="Times New Roman" w:cs="Times New Roman"/>
+        </w:rPr>
+        <w:t>是该页的原型。顶部三态统计对应</w:t>
+      </w:r>
+      <w:r>
+        <w:rPr>
+          <w:rFonts w:ascii="Times New Roman" w:eastAsia="宋体" w:hAnsi="Times New Roman" w:cs="Times New Roman"/>
+        </w:rPr>
+        <w:t>“</w:t>
+      </w:r>
+      <w:r>
+        <w:rPr>
+          <w:rFonts w:ascii="Times New Roman" w:eastAsia="宋体" w:hAnsi="Times New Roman" w:cs="Times New Roman"/>
+        </w:rPr>
+        <w:t>接收</w:t>
+      </w:r>
+      <w:r>
+        <w:rPr>
+          <w:rFonts w:ascii="Times New Roman" w:eastAsia="宋体" w:hAnsi="Times New Roman" w:cs="Times New Roman"/>
+        </w:rPr>
+        <w:t>—</w:t>
+      </w:r>
+      <w:r>
+        <w:rPr>
+          <w:rFonts w:ascii="Times New Roman" w:eastAsia="宋体" w:hAnsi="Times New Roman" w:cs="Times New Roman"/>
+        </w:rPr>
+        <w:t>确认</w:t>
+      </w:r>
+      <w:r>
+        <w:rPr>
+          <w:rFonts w:ascii="Times New Roman" w:eastAsia="宋体" w:hAnsi="Times New Roman" w:cs="Times New Roman"/>
+        </w:rPr>
+        <w:t>—</w:t>
+      </w:r>
+      <w:r>
+        <w:rPr>
+          <w:rFonts w:ascii="Times New Roman" w:eastAsia="宋体" w:hAnsi="Times New Roman" w:cs="Times New Roman"/>
+        </w:rPr>
+        <w:t>执行</w:t>
+      </w:r>
+      <w:r>
+        <w:rPr>
+          <w:rFonts w:ascii="Times New Roman" w:eastAsia="宋体" w:hAnsi="Times New Roman" w:cs="Times New Roman"/>
+        </w:rPr>
+        <w:t>”</w:t>
+      </w:r>
+      <w:r>
+        <w:rPr>
+          <w:rFonts w:ascii="Times New Roman" w:eastAsia="宋体" w:hAnsi="Times New Roman" w:cs="Times New Roman"/>
+        </w:rPr>
+        <w:t>：已接收会议、我的待办、待我确认。接收设置中绑定一次飞书账号，后台默认每</w:t>
+      </w:r>
+      <w:r>
+        <w:rPr>
+          <w:rFonts w:ascii="Times New Roman" w:eastAsia="宋体" w:hAnsi="Times New Roman" w:cs="Times New Roman"/>
+        </w:rPr>
+        <w:t xml:space="preserve"> 30 </w:t>
+      </w:r>
+      <w:r>
+        <w:rPr>
+          <w:rFonts w:ascii="Times New Roman" w:eastAsia="宋体" w:hAnsi="Times New Roman" w:cs="Times New Roman"/>
+        </w:rPr>
+        <w:t>分钟自动拉取已结束会议的纪要，也可手动立即同步。归属判定不做黑箱：每条待办显示判定依据（记忆画像与会议上下文）和置信度，不确定的条目进入</w:t>
+      </w:r>
+      <w:r>
+        <w:rPr>
+          <w:rFonts w:ascii="Times New Roman" w:eastAsia="宋体" w:hAnsi="Times New Roman" w:cs="Times New Roman"/>
+        </w:rPr>
+        <w:t>“</w:t>
+      </w:r>
+      <w:r>
+        <w:rPr>
+          <w:rFonts w:ascii="Times New Roman" w:eastAsia="宋体" w:hAnsi="Times New Roman" w:cs="Times New Roman"/>
+        </w:rPr>
+        <w:t>待我确认</w:t>
+      </w:r>
+      <w:r>
+        <w:rPr>
+          <w:rFonts w:ascii="Times New Roman" w:eastAsia="宋体" w:hAnsi="Times New Roman" w:cs="Times New Roman"/>
+        </w:rPr>
+        <w:t>”</w:t>
+      </w:r>
+      <w:r>
+        <w:rPr>
+          <w:rFonts w:ascii="Times New Roman" w:eastAsia="宋体" w:hAnsi="Times New Roman" w:cs="Times New Roman"/>
+        </w:rPr>
+        <w:t>区，一键加入待办或标记</w:t>
+      </w:r>
+      <w:r>
+        <w:rPr>
+          <w:rFonts w:ascii="Times New Roman" w:eastAsia="宋体" w:hAnsi="Times New Roman" w:cs="Times New Roman"/>
+        </w:rPr>
+        <w:t>“</w:t>
+      </w:r>
+      <w:r>
+        <w:rPr>
+          <w:rFonts w:ascii="Times New Roman" w:eastAsia="宋体" w:hAnsi="Times New Roman" w:cs="Times New Roman"/>
+        </w:rPr>
+        <w:t>不属于我</w:t>
+      </w:r>
+      <w:r>
+        <w:rPr>
+          <w:rFonts w:ascii="Times New Roman" w:eastAsia="宋体" w:hAnsi="Times New Roman" w:cs="Times New Roman"/>
+        </w:rPr>
+        <w:t>”</w:t>
+      </w:r>
+      <w:r>
+        <w:rPr>
+          <w:rFonts w:ascii="Times New Roman" w:eastAsia="宋体" w:hAnsi="Times New Roman" w:cs="Times New Roman"/>
+        </w:rPr>
+        <w:t>，判定随时可以纠正。我的待办按截止时间排序，临期条目标红并在到期前自动推送提醒；侧边栏铃铛每</w:t>
+      </w:r>
+      <w:r>
+        <w:rPr>
+          <w:rFonts w:ascii="Times New Roman" w:eastAsia="宋体" w:hAnsi="Times New Roman" w:cs="Times New Roman"/>
+        </w:rPr>
+        <w:t xml:space="preserve"> 60 </w:t>
+      </w:r>
+      <w:r>
+        <w:rPr>
+          <w:rFonts w:ascii="Times New Roman" w:eastAsia="宋体" w:hAnsi="Times New Roman" w:cs="Times New Roman"/>
+        </w:rPr>
+        <w:t>秒轮询未读通知。会议正文独立入库后，对话输入区打开会议检索开关即可直接问答，不必翻找聊天记录。</w:t>
+      </w:r>
+    </w:p>
+    <w:p>
+      <w:pPr>
+        <w:pStyle w:val="CaptionedFigure"/>
+        <w:jc w:val="both"/>
+        <w:rPr>
+          <w:rFonts w:ascii="Times New Roman" w:eastAsia="宋体" w:hAnsi="Times New Roman" w:cs="Times New Roman"/>
+        </w:rPr>
+      </w:pPr>
+      <w:r>
+        <w:rPr>
+          <w:rFonts w:ascii="Times New Roman" w:eastAsia="宋体" w:hAnsi="Times New Roman" w:cs="Times New Roman"/>
+          <w:noProof/>
+        </w:rPr>
+        <w:lastRenderedPageBreak/>
+        <w:drawing>
+          <wp:inline distT="0" distB="0" distL="0" distR="0" wp14:anchorId="00CFC43A" wp14:editId="3DA78943">
+            <wp:extent cx="5334000" cy="3352800"/>
+            <wp:effectExtent l="0" t="0" r="0" b="0"/>
+            <wp:docPr id="80" name="Picture" descr="图 17　会议与待办页交互原型"/>
+            <wp:cNvGraphicFramePr/>
+            <a:graphic xmlns:a="http://schemas.openxmlformats.org/drawingml/2006/main">
+              <a:graphicData uri="http://schemas.openxmlformats.org/drawingml/2006/picture">
+                <pic:pic xmlns:pic="http://schemas.openxmlformats.org/drawingml/2006/picture">
+                  <pic:nvPicPr>
+                    <pic:cNvPr id="81" name="Picture" descr="figures/fig17.png"/>
+                    <pic:cNvPicPr>
+                      <a:picLocks noChangeAspect="1" noChangeArrowheads="1"/>
+                    </pic:cNvPicPr>
+                  </pic:nvPicPr>
+                  <pic:blipFill>
+                    <a:blip r:embed="rId23"/>
+                    <a:stretch>
+                      <a:fillRect/>
+                    </a:stretch>
+                  </pic:blipFill>
+                  <pic:spPr bwMode="auto">
+                    <a:xfrm>
+                      <a:off x="0" y="0"/>
+                      <a:ext cx="5334000" cy="3352800"/>
+                    </a:xfrm>
+                    <a:prstGeom prst="rect">
+                      <a:avLst/>
+                    </a:prstGeom>
+                    <a:noFill/>
+                    <a:ln w="9525">
+                      <a:noFill/>
+                      <a:headEnd/>
+                      <a:tailEnd/>
+                    </a:ln>
+                  </pic:spPr>
+                </pic:pic>
+              </a:graphicData>
+            </a:graphic>
+          </wp:inline>
+        </w:drawing>
+      </w:r>
+    </w:p>
+    <w:p>
+      <w:pPr>
+        <w:pStyle w:val="ImageCaption"/>
+        <w:jc w:val="both"/>
+        <w:rPr>
+          <w:rFonts w:ascii="Times New Roman" w:eastAsia="宋体" w:hAnsi="Times New Roman" w:cs="Times New Roman"/>
+        </w:rPr>
+      </w:pPr>
+      <w:r>
+        <w:rPr>
+          <w:rFonts w:ascii="Times New Roman" w:eastAsia="宋体" w:hAnsi="Times New Roman" w:cs="Times New Roman"/>
+        </w:rPr>
+        <w:t>图</w:t>
+      </w:r>
+      <w:r>
+        <w:rPr>
+          <w:rFonts w:ascii="Times New Roman" w:eastAsia="宋体" w:hAnsi="Times New Roman" w:cs="Times New Roman"/>
+        </w:rPr>
+        <w:t xml:space="preserve"> 17</w:t>
+      </w:r>
+      <w:r>
+        <w:rPr>
+          <w:rFonts w:ascii="Times New Roman" w:eastAsia="宋体" w:hAnsi="Times New Roman" w:cs="Times New Roman"/>
+        </w:rPr>
+        <w:t xml:space="preserve">　会议与待办页交互原型</w:t>
+      </w:r>
+    </w:p>
+    <w:p>
+      <w:pPr>
+        <w:pStyle w:val="a0"/>
+        <w:ind w:firstLineChars="200" w:firstLine="480"/>
+        <w:jc w:val="both"/>
+        <w:rPr>
+          <w:rFonts w:ascii="Times New Roman" w:eastAsia="宋体" w:hAnsi="Times New Roman" w:cs="Times New Roman"/>
+        </w:rPr>
+      </w:pPr>
+      <w:r>
+        <w:rPr>
+          <w:rFonts w:ascii="Times New Roman" w:eastAsia="宋体" w:hAnsi="Times New Roman" w:cs="Times New Roman"/>
+        </w:rPr>
+        <w:t>技能系统与记忆图谱页分别对应组织经验的共享和个体记忆的可视，图</w:t>
+      </w:r>
+      <w:r>
+        <w:rPr>
+          <w:rFonts w:ascii="Times New Roman" w:eastAsia="宋体" w:hAnsi="Times New Roman" w:cs="Times New Roman"/>
+        </w:rPr>
+        <w:t xml:space="preserve"> 18 </w:t>
+      </w:r>
+      <w:r>
+        <w:rPr>
+          <w:rFonts w:ascii="Times New Roman" w:eastAsia="宋体" w:hAnsi="Times New Roman" w:cs="Times New Roman"/>
+        </w:rPr>
+        <w:t>给出这两个页面的原型。技能市场按业务线标签与关键词筛选技能卡片，安装即获得一份独立快照拷贝，原作者后续修改不影响已安装版本，需要时再选择性同步。我的技能页统一管理自建与安装的技能，支持在线创建与编辑指令文件、启用开关、一键发布到市场。记忆图谱页以</w:t>
+      </w:r>
+      <w:r>
+        <w:rPr>
+          <w:rFonts w:ascii="Times New Roman" w:eastAsia="宋体" w:hAnsi="Times New Roman" w:cs="Times New Roman"/>
+        </w:rPr>
+        <w:t>“</w:t>
+      </w:r>
+      <w:r>
+        <w:rPr>
+          <w:rFonts w:ascii="Times New Roman" w:eastAsia="宋体" w:hAnsi="Times New Roman" w:cs="Times New Roman"/>
+        </w:rPr>
+        <w:t>对话</w:t>
+      </w:r>
+      <w:r>
+        <w:rPr>
+          <w:rFonts w:ascii="Times New Roman" w:eastAsia="宋体" w:hAnsi="Times New Roman" w:cs="Times New Roman"/>
+        </w:rPr>
+        <w:t>—</w:t>
+      </w:r>
+      <w:r>
+        <w:rPr>
+          <w:rFonts w:ascii="Times New Roman" w:eastAsia="宋体" w:hAnsi="Times New Roman" w:cs="Times New Roman"/>
+        </w:rPr>
+        <w:t>文本块</w:t>
+      </w:r>
+      <w:r>
+        <w:rPr>
+          <w:rFonts w:ascii="Times New Roman" w:eastAsia="宋体" w:hAnsi="Times New Roman" w:cs="Times New Roman"/>
+        </w:rPr>
+        <w:t>—</w:t>
+      </w:r>
+      <w:r>
+        <w:rPr>
+          <w:rFonts w:ascii="Times New Roman" w:eastAsia="宋体" w:hAnsi="Times New Roman" w:cs="Times New Roman"/>
+        </w:rPr>
+        <w:t>陈述</w:t>
+      </w:r>
+      <w:r>
+        <w:rPr>
+          <w:rFonts w:ascii="Times New Roman" w:eastAsia="宋体" w:hAnsi="Times New Roman" w:cs="Times New Roman"/>
+        </w:rPr>
+        <w:t>—</w:t>
+      </w:r>
+      <w:r>
+        <w:rPr>
+          <w:rFonts w:ascii="Times New Roman" w:eastAsia="宋体" w:hAnsi="Times New Roman" w:cs="Times New Roman"/>
+        </w:rPr>
+        <w:t>实体</w:t>
+      </w:r>
+      <w:r>
+        <w:rPr>
+          <w:rFonts w:ascii="Times New Roman" w:eastAsia="宋体" w:hAnsi="Times New Roman" w:cs="Times New Roman"/>
+        </w:rPr>
+        <w:t>/</w:t>
+      </w:r>
+      <w:r>
+        <w:rPr>
+          <w:rFonts w:ascii="Times New Roman" w:eastAsia="宋体" w:hAnsi="Times New Roman" w:cs="Times New Roman"/>
+        </w:rPr>
+        <w:t>事件</w:t>
+      </w:r>
+      <w:r>
+        <w:rPr>
+          <w:rFonts w:ascii="Times New Roman" w:eastAsia="宋体" w:hAnsi="Times New Roman" w:cs="Times New Roman"/>
+        </w:rPr>
+        <w:t>”</w:t>
+      </w:r>
+      <w:r>
+        <w:rPr>
+          <w:rFonts w:ascii="Times New Roman" w:eastAsia="宋体" w:hAnsi="Times New Roman" w:cs="Times New Roman"/>
+        </w:rPr>
+        <w:t>四层结构渲染记忆网络，节点类型可勾选过滤、可按名称定位，绿色虚线溯源链路能从任一实体追回其出处的原始对话；工具条上的</w:t>
+      </w:r>
+      <w:r>
+        <w:rPr>
+          <w:rFonts w:ascii="Times New Roman" w:eastAsia="宋体" w:hAnsi="Times New Roman" w:cs="Times New Roman"/>
+        </w:rPr>
+        <w:t>“</w:t>
+      </w:r>
+      <w:r>
+        <w:rPr>
+          <w:rFonts w:ascii="Times New Roman" w:eastAsia="宋体" w:hAnsi="Times New Roman" w:cs="Times New Roman"/>
+        </w:rPr>
+        <w:t>主动记住</w:t>
+      </w:r>
+      <w:r>
+        <w:rPr>
+          <w:rFonts w:ascii="Times New Roman" w:eastAsia="宋体" w:hAnsi="Times New Roman" w:cs="Times New Roman"/>
+        </w:rPr>
+        <w:t>”</w:t>
+      </w:r>
+      <w:r>
+        <w:rPr>
+          <w:rFonts w:ascii="Times New Roman" w:eastAsia="宋体" w:hAnsi="Times New Roman" w:cs="Times New Roman"/>
+        </w:rPr>
+        <w:t>接受手动输入（如</w:t>
+      </w:r>
+      <w:r>
+        <w:rPr>
+          <w:rFonts w:ascii="Times New Roman" w:eastAsia="宋体" w:hAnsi="Times New Roman" w:cs="Times New Roman"/>
+        </w:rPr>
+        <w:t>“</w:t>
+      </w:r>
+      <w:r>
+        <w:rPr>
+          <w:rFonts w:ascii="Times New Roman" w:eastAsia="宋体" w:hAnsi="Times New Roman" w:cs="Times New Roman"/>
+        </w:rPr>
+        <w:t>我在负责合同评审，输出请用表格</w:t>
+      </w:r>
+      <w:r>
+        <w:rPr>
+          <w:rFonts w:ascii="Times New Roman" w:eastAsia="宋体" w:hAnsi="Times New Roman" w:cs="Times New Roman"/>
+        </w:rPr>
+        <w:t>”</w:t>
+      </w:r>
+      <w:r>
+        <w:rPr>
+          <w:rFonts w:ascii="Times New Roman" w:eastAsia="宋体" w:hAnsi="Times New Roman" w:cs="Times New Roman"/>
+        </w:rPr>
+        <w:t>），经萃取流水线入图后刷新即可看到新节点，合并、聚类、巩固、反思等维护操作全部开放给用户。</w:t>
+      </w:r>
+    </w:p>
+    <w:p>
+      <w:pPr>
+        <w:pStyle w:val="CaptionedFigure"/>
+        <w:jc w:val="both"/>
+        <w:rPr>
+          <w:rFonts w:ascii="Times New Roman" w:eastAsia="宋体" w:hAnsi="Times New Roman" w:cs="Times New Roman"/>
+        </w:rPr>
+      </w:pPr>
+      <w:r>
+        <w:rPr>
+          <w:rFonts w:ascii="Times New Roman" w:eastAsia="宋体" w:hAnsi="Times New Roman" w:cs="Times New Roman"/>
+          <w:noProof/>
+        </w:rPr>
+        <w:lastRenderedPageBreak/>
+        <w:drawing>
+          <wp:inline distT="0" distB="0" distL="0" distR="0" wp14:anchorId="5F499EEA" wp14:editId="26625891">
+            <wp:extent cx="5334000" cy="3352800"/>
+            <wp:effectExtent l="0" t="0" r="0" b="0"/>
+            <wp:docPr id="82" name="Picture" descr="图 18　技能市场与记忆图谱页原型"/>
+            <wp:cNvGraphicFramePr/>
+            <a:graphic xmlns:a="http://schemas.openxmlformats.org/drawingml/2006/main">
+              <a:graphicData uri="http://schemas.openxmlformats.org/drawingml/2006/picture">
+                <pic:pic xmlns:pic="http://schemas.openxmlformats.org/drawingml/2006/picture">
+                  <pic:nvPicPr>
+                    <pic:cNvPr id="83" name="Picture" descr="figures/fig18.png"/>
+                    <pic:cNvPicPr>
+                      <a:picLocks noChangeAspect="1" noChangeArrowheads="1"/>
+                    </pic:cNvPicPr>
+                  </pic:nvPicPr>
+                  <pic:blipFill>
+                    <a:blip r:embed="rId24"/>
+                    <a:stretch>
+                      <a:fillRect/>
+                    </a:stretch>
+                  </pic:blipFill>
+                  <pic:spPr bwMode="auto">
+                    <a:xfrm>
+                      <a:off x="0" y="0"/>
+                      <a:ext cx="5334000" cy="3352800"/>
+                    </a:xfrm>
+                    <a:prstGeom prst="rect">
+                      <a:avLst/>
+                    </a:prstGeom>
+                    <a:noFill/>
+                    <a:ln w="9525">
+                      <a:noFill/>
+                      <a:headEnd/>
+                      <a:tailEnd/>
+                    </a:ln>
+                  </pic:spPr>
+                </pic:pic>
+              </a:graphicData>
+            </a:graphic>
+          </wp:inline>
+        </w:drawing>
+      </w:r>
+    </w:p>
+    <w:p>
+      <w:pPr>
+        <w:pStyle w:val="ImageCaption"/>
+        <w:jc w:val="both"/>
+        <w:rPr>
+          <w:rFonts w:ascii="Times New Roman" w:eastAsia="宋体" w:hAnsi="Times New Roman" w:cs="Times New Roman"/>
+        </w:rPr>
+      </w:pPr>
+      <w:r>
+        <w:rPr>
+          <w:rFonts w:ascii="Times New Roman" w:eastAsia="宋体" w:hAnsi="Times New Roman" w:cs="Times New Roman"/>
+        </w:rPr>
+        <w:t>图</w:t>
+      </w:r>
+      <w:r>
+        <w:rPr>
+          <w:rFonts w:ascii="Times New Roman" w:eastAsia="宋体" w:hAnsi="Times New Roman" w:cs="Times New Roman"/>
+        </w:rPr>
+        <w:t xml:space="preserve"> 18</w:t>
+      </w:r>
+      <w:r>
+        <w:rPr>
+          <w:rFonts w:ascii="Times New Roman" w:eastAsia="宋体" w:hAnsi="Times New Roman" w:cs="Times New Roman"/>
+        </w:rPr>
+        <w:t xml:space="preserve">　技能市场与记忆图谱页原型</w:t>
+      </w:r>
+    </w:p>
+    <w:p>
+      <w:pPr>
+        <w:pStyle w:val="a0"/>
+        <w:ind w:firstLineChars="200" w:firstLine="480"/>
+        <w:jc w:val="both"/>
+        <w:rPr>
+          <w:rFonts w:ascii="Times New Roman" w:eastAsia="宋体" w:hAnsi="Times New Roman" w:cs="Times New Roman"/>
+        </w:rPr>
+      </w:pPr>
+      <w:r>
+        <w:rPr>
+          <w:rFonts w:ascii="Times New Roman" w:eastAsia="宋体" w:hAnsi="Times New Roman" w:cs="Times New Roman"/>
+        </w:rPr>
+        <w:t>这些页面的交互设计有两条共同主线。一是过程与状态可见：工具调用的输入输出、索引进度、归属判定依据、记忆溯源链路，凡是系统替用户做的判断，界面都给出依据。二是控制权留给用户：检索与共享开关、待办确认、技能启用、记忆维护，自动化的每一步都可以被查看、纠正或关闭。智能体接管的工作越多，这两条主线的分量越重。</w:t>
+      </w:r>
+    </w:p>
+    <w:p>
+      <w:pPr>
+        <w:pStyle w:val="3"/>
+        <w:jc w:val="both"/>
+        <w:rPr>
+          <w:rFonts w:ascii="Times New Roman" w:eastAsia="宋体" w:hAnsi="Times New Roman" w:cs="Times New Roman"/>
+          <w:color w:val="auto"/>
+        </w:rPr>
+      </w:pPr>
       <w:bookmarkStart w:id="27" w:name="五预期技术指标"/>
       <w:bookmarkEnd w:id="26"/>
       <w:r>
@@ -10689,7 +12059,7 @@
           <w:rFonts w:ascii="Times New Roman" w:eastAsia="宋体" w:hAnsi="Times New Roman" w:cs="Times New Roman" w:hint="eastAsia"/>
           <w:color w:val="auto"/>
         </w:rPr>
-        <w:t xml:space="preserve">3.2.5 </w:t>
+        <w:t xml:space="preserve">3.2.6 </w:t>
       </w:r>
       <w:r>
         <w:rPr>
@@ -11037,6 +12407,7 @@
               <w:rPr>
                 <w:rFonts w:ascii="Times New Roman" w:eastAsia="宋体" w:hAnsi="Times New Roman" w:cs="Times New Roman"/>
               </w:rPr>
+              <w:lastRenderedPageBreak/>
               <w:t>跨模态检索</w:t>
             </w:r>
           </w:p>
@@ -11181,14 +12552,7 @@
               <w:rPr>
                 <w:rFonts w:ascii="Times New Roman" w:eastAsia="宋体" w:hAnsi="Times New Roman" w:cs="Times New Roman"/>
               </w:rPr>
-              <w:t>多租户隔离严格可验证（私有文档不进入他人检</w:t>
-            </w:r>
-            <w:r>
-              <w:rPr>
-                <w:rFonts w:ascii="Times New Roman" w:eastAsia="宋体" w:hAnsi="Times New Roman" w:cs="Times New Roman"/>
-              </w:rPr>
-              <w:lastRenderedPageBreak/>
-              <w:t>索结果）；检索命中可标注来源文档与相似度</w:t>
+              <w:t>多租户隔离严格可验证（私有文档不进入他人检索结果）；检索命中可标注来源文档与相似度</w:t>
             </w:r>
           </w:p>
         </w:tc>
@@ -11208,7 +12572,6 @@
               <w:rPr>
                 <w:rFonts w:ascii="Times New Roman" w:eastAsia="宋体" w:hAnsi="Times New Roman" w:cs="Times New Roman"/>
               </w:rPr>
-              <w:lastRenderedPageBreak/>
               <w:t>多用户隔离测试</w:t>
             </w:r>
             <w:r>
@@ -11836,6 +13199,7 @@
               <w:rPr>
                 <w:rFonts w:ascii="Times New Roman" w:eastAsia="宋体" w:hAnsi="Times New Roman" w:cs="Times New Roman"/>
               </w:rPr>
+              <w:lastRenderedPageBreak/>
               <w:t>2026.06—08</w:t>
             </w:r>
           </w:p>
@@ -12000,7 +13364,6 @@
               <w:rPr>
                 <w:rFonts w:ascii="Times New Roman" w:eastAsia="宋体" w:hAnsi="Times New Roman" w:cs="Times New Roman"/>
               </w:rPr>
-              <w:lastRenderedPageBreak/>
               <w:t>2026.09.02—09.23</w:t>
             </w:r>
           </w:p>
@@ -12396,6 +13759,7 @@
           <w:rFonts w:ascii="Times New Roman" w:eastAsia="宋体" w:hAnsi="Times New Roman" w:cs="Times New Roman" w:hint="eastAsia"/>
           <w:color w:val="auto"/>
         </w:rPr>
+        <w:lastRenderedPageBreak/>
         <w:t xml:space="preserve">3.3.3 </w:t>
       </w:r>
       <w:r>
@@ -12570,7 +13934,6 @@
           <w:rFonts w:ascii="Times New Roman" w:eastAsia="宋体" w:hAnsi="Times New Roman" w:cs="Times New Roman" w:hint="eastAsia"/>
           <w:color w:val="auto"/>
         </w:rPr>
-        <w:lastRenderedPageBreak/>
         <w:t xml:space="preserve">3.3.4 </w:t>
       </w:r>
       <w:r>
@@ -13088,6 +14451,7 @@
         <w:rPr>
           <w:rFonts w:ascii="Times New Roman" w:eastAsia="宋体" w:hAnsi="Times New Roman" w:cs="Times New Roman"/>
         </w:rPr>
+        <w:lastRenderedPageBreak/>
         <w:t xml:space="preserve">[5] </w:t>
       </w:r>
       <w:bookmarkEnd w:id="38"/>
@@ -13272,7 +14636,6 @@
         <w:rPr>
           <w:rFonts w:ascii="Times New Roman" w:eastAsia="宋体" w:hAnsi="Times New Roman" w:cs="Times New Roman"/>
         </w:rPr>
-        <w:lastRenderedPageBreak/>
         <w:t xml:space="preserve">[9] </w:t>
       </w:r>
       <w:bookmarkEnd w:id="42"/>
@@ -13751,6 +15114,7 @@
         <w:rPr>
           <w:rFonts w:ascii="Times New Roman" w:eastAsia="宋体" w:hAnsi="Times New Roman" w:cs="Times New Roman"/>
         </w:rPr>
+        <w:lastRenderedPageBreak/>
         <w:t xml:space="preserve">[17] </w:t>
       </w:r>
       <w:bookmarkEnd w:id="50"/>
@@ -14084,7 +15448,6 @@
         <w:rPr>
           <w:rFonts w:ascii="Times New Roman" w:eastAsia="宋体" w:hAnsi="Times New Roman" w:cs="Times New Roman"/>
         </w:rPr>
-        <w:lastRenderedPageBreak/>
         <w:t xml:space="preserve">[22] </w:t>
       </w:r>
       <w:bookmarkEnd w:id="55"/>
@@ -14419,12 +15782,12 @@
       </w:r>
     </w:p>
     <w:sectPr>
-      <w:headerReference w:type="even" r:id="rId18"/>
-      <w:headerReference w:type="default" r:id="rId19"/>
-      <w:footerReference w:type="even" r:id="rId20"/>
-      <w:footerReference w:type="default" r:id="rId21"/>
-      <w:headerReference w:type="first" r:id="rId22"/>
-      <w:footerReference w:type="first" r:id="rId23"/>
+      <w:headerReference w:type="even" r:id="rId25"/>
+      <w:headerReference w:type="default" r:id="rId26"/>
+      <w:footerReference w:type="even" r:id="rId27"/>
+      <w:footerReference w:type="default" r:id="rId28"/>
+      <w:headerReference w:type="first" r:id="rId29"/>
+      <w:footerReference w:type="first" r:id="rId30"/>
       <w:footnotePr>
         <w:numRestart w:val="eachSect"/>
       </w:footnotePr>

--- a/材料/项目文档.docx
+++ b/材料/项目文档.docx
@@ -185,13 +185,214 @@
         <w:rPr>
           <w:rFonts w:ascii="Times New Roman" w:eastAsia="宋体" w:hAnsi="Times New Roman" w:cs="Times New Roman"/>
         </w:rPr>
+        <w:t>“</w:t>
+      </w:r>
+      <w:r>
+        <w:rPr>
+          <w:rFonts w:ascii="Times New Roman" w:eastAsia="宋体" w:hAnsi="Times New Roman" w:cs="Times New Roman"/>
+        </w:rPr>
+        <w:t>数据总量持续膨胀，但有效信息提取能力没有同步增长</w:t>
+      </w:r>
+      <w:r>
+        <w:rPr>
+          <w:rFonts w:ascii="Times New Roman" w:eastAsia="宋体" w:hAnsi="Times New Roman" w:cs="Times New Roman"/>
+        </w:rPr>
         <w:t>”</w:t>
       </w:r>
       <w:r>
         <w:rPr>
           <w:rFonts w:ascii="Times New Roman" w:eastAsia="宋体" w:hAnsi="Times New Roman" w:cs="Times New Roman"/>
         </w:rPr>
-        <w:t>数据总量持续膨胀，但有效信息提取能力没有同步增长</w:t>
+        <w:t>的处境。第二重是智能化需求与数据安全合规之间的拉扯。中国互联网络信息中心第</w:t>
+      </w:r>
+      <w:r>
+        <w:rPr>
+          <w:rFonts w:ascii="Times New Roman" w:eastAsia="宋体" w:hAnsi="Times New Roman" w:cs="Times New Roman"/>
+        </w:rPr>
+        <w:t xml:space="preserve"> 57 </w:t>
+      </w:r>
+      <w:r>
+        <w:rPr>
+          <w:rFonts w:ascii="Times New Roman" w:eastAsia="宋体" w:hAnsi="Times New Roman" w:cs="Times New Roman"/>
+        </w:rPr>
+        <w:t>次统计报告显示，截至</w:t>
+      </w:r>
+      <w:r>
+        <w:rPr>
+          <w:rFonts w:ascii="Times New Roman" w:eastAsia="宋体" w:hAnsi="Times New Roman" w:cs="Times New Roman"/>
+        </w:rPr>
+        <w:t xml:space="preserve"> 2025 </w:t>
+      </w:r>
+      <w:r>
+        <w:rPr>
+          <w:rFonts w:ascii="Times New Roman" w:eastAsia="宋体" w:hAnsi="Times New Roman" w:cs="Times New Roman"/>
+        </w:rPr>
+        <w:t>年</w:t>
+      </w:r>
+      <w:r>
+        <w:rPr>
+          <w:rFonts w:ascii="Times New Roman" w:eastAsia="宋体" w:hAnsi="Times New Roman" w:cs="Times New Roman"/>
+        </w:rPr>
+        <w:t xml:space="preserve"> 12 </w:t>
+      </w:r>
+      <w:r>
+        <w:rPr>
+          <w:rFonts w:ascii="Times New Roman" w:eastAsia="宋体" w:hAnsi="Times New Roman" w:cs="Times New Roman"/>
+        </w:rPr>
+        <w:t>月，我国生成式人工智能用户规模已达</w:t>
+      </w:r>
+      <w:r>
+        <w:rPr>
+          <w:rFonts w:ascii="Times New Roman" w:eastAsia="宋体" w:hAnsi="Times New Roman" w:cs="Times New Roman"/>
+        </w:rPr>
+        <w:t xml:space="preserve"> 6.02 </w:t>
+      </w:r>
+      <w:r>
+        <w:rPr>
+          <w:rFonts w:ascii="Times New Roman" w:eastAsia="宋体" w:hAnsi="Times New Roman" w:cs="Times New Roman"/>
+        </w:rPr>
+        <w:t>亿人，普及率</w:t>
+      </w:r>
+      <w:r>
+        <w:rPr>
+          <w:rFonts w:ascii="Times New Roman" w:eastAsia="宋体" w:hAnsi="Times New Roman" w:cs="Times New Roman"/>
+        </w:rPr>
+        <w:t xml:space="preserve"> 42.8%</w:t>
+      </w:r>
+      <w:r>
+        <w:rPr>
+          <w:rFonts w:ascii="Times New Roman" w:eastAsia="宋体" w:hAnsi="Times New Roman" w:cs="Times New Roman"/>
+        </w:rPr>
+        <w:fldChar w:fldCharType="begin"/>
+      </w:r>
+      <w:r>
+        <w:rPr>
+          <w:rFonts w:ascii="Times New Roman" w:eastAsia="宋体" w:hAnsi="Times New Roman" w:cs="Times New Roman"/>
+        </w:rPr>
+        <w:instrText xml:space="preserve"> REF _RefBib3 \h </w:instrText>
+      </w:r>
+      <w:r>
+        <w:rPr>
+          <w:rFonts w:ascii="Times New Roman" w:eastAsia="宋体" w:hAnsi="Times New Roman" w:cs="Times New Roman"/>
+        </w:rPr>
+      </w:r>
+      <w:r>
+        <w:rPr>
+          <w:rFonts w:ascii="Times New Roman" w:eastAsia="宋体" w:hAnsi="Times New Roman" w:cs="Times New Roman"/>
+        </w:rPr>
+        <w:fldChar w:fldCharType="separate"/>
+      </w:r>
+      <w:r>
+        <w:rPr>
+          <w:rFonts w:ascii="Times New Roman" w:eastAsia="宋体" w:hAnsi="Times New Roman" w:cs="Times New Roman"/>
+        </w:rPr>
+        <w:t>[3]</w:t>
+      </w:r>
+      <w:r>
+        <w:rPr>
+          <w:rFonts w:ascii="Times New Roman" w:eastAsia="宋体" w:hAnsi="Times New Roman" w:cs="Times New Roman"/>
+        </w:rPr>
+        <w:fldChar w:fldCharType="end"/>
+      </w:r>
+      <w:r>
+        <w:rPr>
+          <w:rFonts w:ascii="Times New Roman" w:eastAsia="宋体" w:hAnsi="Times New Roman" w:cs="Times New Roman"/>
+        </w:rPr>
+        <w:t>，用户对自然语言交互式智能工具的接受度显著提升。然而《个人信息保护法》要求国家机关及关键信息基础设施运营者处理的个人信息在境内存储</w:t>
+      </w:r>
+      <w:r>
+        <w:rPr>
+          <w:rFonts w:ascii="Times New Roman" w:eastAsia="宋体" w:hAnsi="Times New Roman" w:cs="Times New Roman"/>
+        </w:rPr>
+        <w:fldChar w:fldCharType="begin"/>
+      </w:r>
+      <w:r>
+        <w:rPr>
+          <w:rFonts w:ascii="Times New Roman" w:eastAsia="宋体" w:hAnsi="Times New Roman" w:cs="Times New Roman"/>
+        </w:rPr>
+        <w:instrText xml:space="preserve"> REF _RefBib4 \h </w:instrText>
+      </w:r>
+      <w:r>
+        <w:rPr>
+          <w:rFonts w:ascii="Times New Roman" w:eastAsia="宋体" w:hAnsi="Times New Roman" w:cs="Times New Roman"/>
+        </w:rPr>
+      </w:r>
+      <w:r>
+        <w:rPr>
+          <w:rFonts w:ascii="Times New Roman" w:eastAsia="宋体" w:hAnsi="Times New Roman" w:cs="Times New Roman"/>
+        </w:rPr>
+        <w:fldChar w:fldCharType="separate"/>
+      </w:r>
+      <w:r>
+        <w:rPr>
+          <w:rFonts w:ascii="Times New Roman" w:eastAsia="宋体" w:hAnsi="Times New Roman" w:cs="Times New Roman"/>
+        </w:rPr>
+        <w:t>[4]</w:t>
+      </w:r>
+      <w:r>
+        <w:rPr>
+          <w:rFonts w:ascii="Times New Roman" w:eastAsia="宋体" w:hAnsi="Times New Roman" w:cs="Times New Roman"/>
+        </w:rPr>
+        <w:fldChar w:fldCharType="end"/>
+      </w:r>
+      <w:r>
+        <w:rPr>
+          <w:rFonts w:ascii="Times New Roman" w:eastAsia="宋体" w:hAnsi="Times New Roman" w:cs="Times New Roman"/>
+        </w:rPr>
+        <w:t>，《网络数据安全管理条例》等法规相继施行</w:t>
+      </w:r>
+      <w:r>
+        <w:rPr>
+          <w:rFonts w:ascii="Times New Roman" w:eastAsia="宋体" w:hAnsi="Times New Roman" w:cs="Times New Roman"/>
+        </w:rPr>
+        <w:fldChar w:fldCharType="begin"/>
+      </w:r>
+      <w:r>
+        <w:rPr>
+          <w:rFonts w:ascii="Times New Roman" w:eastAsia="宋体" w:hAnsi="Times New Roman" w:cs="Times New Roman"/>
+        </w:rPr>
+        <w:instrText xml:space="preserve"> REF _RefBib5 \h </w:instrText>
+      </w:r>
+      <w:r>
+        <w:rPr>
+          <w:rFonts w:ascii="Times New Roman" w:eastAsia="宋体" w:hAnsi="Times New Roman" w:cs="Times New Roman"/>
+        </w:rPr>
+      </w:r>
+      <w:r>
+        <w:rPr>
+          <w:rFonts w:ascii="Times New Roman" w:eastAsia="宋体" w:hAnsi="Times New Roman" w:cs="Times New Roman"/>
+        </w:rPr>
+        <w:fldChar w:fldCharType="separate"/>
+      </w:r>
+      <w:r>
+        <w:rPr>
+          <w:rFonts w:ascii="Times New Roman" w:eastAsia="宋体" w:hAnsi="Times New Roman" w:cs="Times New Roman"/>
+        </w:rPr>
+        <w:t>[5]</w:t>
+      </w:r>
+      <w:r>
+        <w:rPr>
+          <w:rFonts w:ascii="Times New Roman" w:eastAsia="宋体" w:hAnsi="Times New Roman" w:cs="Times New Roman"/>
+        </w:rPr>
+        <w:fldChar w:fldCharType="end"/>
+      </w:r>
+      <w:r>
+        <w:rPr>
+          <w:rFonts w:ascii="Times New Roman" w:eastAsia="宋体" w:hAnsi="Times New Roman" w:cs="Times New Roman"/>
+        </w:rPr>
+        <w:t>，对政府、金融、能源等数据敏感行业，</w:t>
+      </w:r>
+      <w:r>
+        <w:rPr>
+          <w:rFonts w:ascii="Times New Roman" w:eastAsia="宋体" w:hAnsi="Times New Roman" w:cs="Times New Roman"/>
+        </w:rPr>
+        <w:t>“</w:t>
+      </w:r>
+      <w:r>
+        <w:rPr>
+          <w:rFonts w:ascii="Times New Roman" w:eastAsia="宋体" w:hAnsi="Times New Roman" w:cs="Times New Roman"/>
+        </w:rPr>
+        <w:t>数据不出内网</w:t>
       </w:r>
       <w:r>
         <w:rPr>
@@ -203,184 +404,31 @@
         <w:rPr>
           <w:rFonts w:ascii="Times New Roman" w:eastAsia="宋体" w:hAnsi="Times New Roman" w:cs="Times New Roman"/>
         </w:rPr>
-        <w:t>的处境。第二重是智能化需求与数据安全合规之间的拉扯。中国互联网络信息中心第</w:t>
-      </w:r>
-      <w:r>
-        <w:rPr>
-          <w:rFonts w:ascii="Times New Roman" w:eastAsia="宋体" w:hAnsi="Times New Roman" w:cs="Times New Roman"/>
-        </w:rPr>
-        <w:t xml:space="preserve"> 57 </w:t>
-      </w:r>
-      <w:r>
-        <w:rPr>
-          <w:rFonts w:ascii="Times New Roman" w:eastAsia="宋体" w:hAnsi="Times New Roman" w:cs="Times New Roman"/>
-        </w:rPr>
-        <w:t>次统计报告显示，截至</w:t>
-      </w:r>
-      <w:r>
-        <w:rPr>
-          <w:rFonts w:ascii="Times New Roman" w:eastAsia="宋体" w:hAnsi="Times New Roman" w:cs="Times New Roman"/>
-        </w:rPr>
-        <w:t xml:space="preserve"> 2025 </w:t>
-      </w:r>
-      <w:r>
-        <w:rPr>
-          <w:rFonts w:ascii="Times New Roman" w:eastAsia="宋体" w:hAnsi="Times New Roman" w:cs="Times New Roman"/>
-        </w:rPr>
-        <w:t>年</w:t>
-      </w:r>
-      <w:r>
-        <w:rPr>
-          <w:rFonts w:ascii="Times New Roman" w:eastAsia="宋体" w:hAnsi="Times New Roman" w:cs="Times New Roman"/>
-        </w:rPr>
-        <w:t xml:space="preserve"> 12 </w:t>
-      </w:r>
-      <w:r>
-        <w:rPr>
-          <w:rFonts w:ascii="Times New Roman" w:eastAsia="宋体" w:hAnsi="Times New Roman" w:cs="Times New Roman"/>
-        </w:rPr>
-        <w:t>月，我国生成式人工智能用户规模已达</w:t>
-      </w:r>
-      <w:r>
-        <w:rPr>
-          <w:rFonts w:ascii="Times New Roman" w:eastAsia="宋体" w:hAnsi="Times New Roman" w:cs="Times New Roman"/>
-        </w:rPr>
-        <w:t xml:space="preserve"> 6.02 </w:t>
-      </w:r>
-      <w:r>
-        <w:rPr>
-          <w:rFonts w:ascii="Times New Roman" w:eastAsia="宋体" w:hAnsi="Times New Roman" w:cs="Times New Roman"/>
-        </w:rPr>
-        <w:t>亿人，普及率</w:t>
-      </w:r>
-      <w:r>
-        <w:rPr>
-          <w:rFonts w:ascii="Times New Roman" w:eastAsia="宋体" w:hAnsi="Times New Roman" w:cs="Times New Roman"/>
-        </w:rPr>
-        <w:t xml:space="preserve"> 42.8%</w:t>
-      </w:r>
-      <w:r>
-        <w:rPr>
-          <w:rFonts w:ascii="Times New Roman" w:eastAsia="宋体" w:hAnsi="Times New Roman" w:cs="Times New Roman"/>
-        </w:rPr>
-        <w:fldChar w:fldCharType="begin"/>
-      </w:r>
-      <w:r>
-        <w:rPr>
-          <w:rFonts w:ascii="Times New Roman" w:eastAsia="宋体" w:hAnsi="Times New Roman" w:cs="Times New Roman"/>
-        </w:rPr>
-        <w:instrText xml:space="preserve"> REF _RefBib3 \h </w:instrText>
-      </w:r>
-      <w:r>
-        <w:rPr>
-          <w:rFonts w:ascii="Times New Roman" w:eastAsia="宋体" w:hAnsi="Times New Roman" w:cs="Times New Roman"/>
-        </w:rPr>
-      </w:r>
-      <w:r>
-        <w:rPr>
-          <w:rFonts w:ascii="Times New Roman" w:eastAsia="宋体" w:hAnsi="Times New Roman" w:cs="Times New Roman"/>
-        </w:rPr>
-        <w:fldChar w:fldCharType="separate"/>
-      </w:r>
-      <w:r>
-        <w:rPr>
-          <w:rFonts w:ascii="Times New Roman" w:eastAsia="宋体" w:hAnsi="Times New Roman" w:cs="Times New Roman"/>
-        </w:rPr>
-        <w:t>[3]</w:t>
-      </w:r>
-      <w:r>
-        <w:rPr>
-          <w:rFonts w:ascii="Times New Roman" w:eastAsia="宋体" w:hAnsi="Times New Roman" w:cs="Times New Roman"/>
-        </w:rPr>
-        <w:fldChar w:fldCharType="end"/>
-      </w:r>
-      <w:r>
-        <w:rPr>
-          <w:rFonts w:ascii="Times New Roman" w:eastAsia="宋体" w:hAnsi="Times New Roman" w:cs="Times New Roman"/>
-        </w:rPr>
-        <w:t>，用户对自然语言交互式智能工具的接受度显著提升。然而《个人信息保护法》要求国家机关及关键信息基础设施运营者处理的个人信息在境内存储</w:t>
-      </w:r>
-      <w:r>
-        <w:rPr>
-          <w:rFonts w:ascii="Times New Roman" w:eastAsia="宋体" w:hAnsi="Times New Roman" w:cs="Times New Roman"/>
-        </w:rPr>
-        <w:fldChar w:fldCharType="begin"/>
-      </w:r>
-      <w:r>
-        <w:rPr>
-          <w:rFonts w:ascii="Times New Roman" w:eastAsia="宋体" w:hAnsi="Times New Roman" w:cs="Times New Roman"/>
-        </w:rPr>
-        <w:instrText xml:space="preserve"> REF _RefBib4 \h </w:instrText>
-      </w:r>
-      <w:r>
-        <w:rPr>
-          <w:rFonts w:ascii="Times New Roman" w:eastAsia="宋体" w:hAnsi="Times New Roman" w:cs="Times New Roman"/>
-        </w:rPr>
-      </w:r>
-      <w:r>
-        <w:rPr>
-          <w:rFonts w:ascii="Times New Roman" w:eastAsia="宋体" w:hAnsi="Times New Roman" w:cs="Times New Roman"/>
-        </w:rPr>
-        <w:fldChar w:fldCharType="separate"/>
-      </w:r>
-      <w:r>
-        <w:rPr>
-          <w:rFonts w:ascii="Times New Roman" w:eastAsia="宋体" w:hAnsi="Times New Roman" w:cs="Times New Roman"/>
-        </w:rPr>
-        <w:t>[4]</w:t>
-      </w:r>
-      <w:r>
-        <w:rPr>
-          <w:rFonts w:ascii="Times New Roman" w:eastAsia="宋体" w:hAnsi="Times New Roman" w:cs="Times New Roman"/>
-        </w:rPr>
-        <w:fldChar w:fldCharType="end"/>
-      </w:r>
-      <w:r>
-        <w:rPr>
-          <w:rFonts w:ascii="Times New Roman" w:eastAsia="宋体" w:hAnsi="Times New Roman" w:cs="Times New Roman"/>
-        </w:rPr>
-        <w:t>，《网络数据安全管理条例》等法规相继施行</w:t>
-      </w:r>
-      <w:r>
-        <w:rPr>
-          <w:rFonts w:ascii="Times New Roman" w:eastAsia="宋体" w:hAnsi="Times New Roman" w:cs="Times New Roman"/>
-        </w:rPr>
-        <w:fldChar w:fldCharType="begin"/>
-      </w:r>
-      <w:r>
-        <w:rPr>
-          <w:rFonts w:ascii="Times New Roman" w:eastAsia="宋体" w:hAnsi="Times New Roman" w:cs="Times New Roman"/>
-        </w:rPr>
-        <w:instrText xml:space="preserve"> REF _RefBib5 \h </w:instrText>
-      </w:r>
-      <w:r>
-        <w:rPr>
-          <w:rFonts w:ascii="Times New Roman" w:eastAsia="宋体" w:hAnsi="Times New Roman" w:cs="Times New Roman"/>
-        </w:rPr>
-      </w:r>
-      <w:r>
-        <w:rPr>
-          <w:rFonts w:ascii="Times New Roman" w:eastAsia="宋体" w:hAnsi="Times New Roman" w:cs="Times New Roman"/>
-        </w:rPr>
-        <w:fldChar w:fldCharType="separate"/>
-      </w:r>
-      <w:r>
-        <w:rPr>
-          <w:rFonts w:ascii="Times New Roman" w:eastAsia="宋体" w:hAnsi="Times New Roman" w:cs="Times New Roman"/>
-        </w:rPr>
-        <w:t>[5]</w:t>
-      </w:r>
-      <w:r>
-        <w:rPr>
-          <w:rFonts w:ascii="Times New Roman" w:eastAsia="宋体" w:hAnsi="Times New Roman" w:cs="Times New Roman"/>
-        </w:rPr>
-        <w:fldChar w:fldCharType="end"/>
-      </w:r>
-      <w:r>
-        <w:rPr>
-          <w:rFonts w:ascii="Times New Roman" w:eastAsia="宋体" w:hAnsi="Times New Roman" w:cs="Times New Roman"/>
-        </w:rPr>
-        <w:t>，对政府、金融、能源等数据敏感行业，</w:t>
+        <w:t>已成为刚性约束。主流云端</w:t>
+      </w:r>
+      <w:r>
+        <w:rPr>
+          <w:rFonts w:ascii="Times New Roman" w:eastAsia="宋体" w:hAnsi="Times New Roman" w:cs="Times New Roman"/>
+        </w:rPr>
+        <w:t xml:space="preserve"> AI </w:t>
+      </w:r>
+      <w:r>
+        <w:rPr>
+          <w:rFonts w:ascii="Times New Roman" w:eastAsia="宋体" w:hAnsi="Times New Roman" w:cs="Times New Roman"/>
+        </w:rPr>
+        <w:t>办公产品将文档上传至云端处理，数据出域风险不可控，难以同时满足智能化和合规两项要求。第三重是工具碎片化与任务连贯性之间的错位。员工处理一份合同要依次完成</w:t>
+      </w:r>
+      <w:r>
+        <w:rPr>
+          <w:rFonts w:ascii="Times New Roman" w:eastAsia="宋体" w:hAnsi="Times New Roman" w:cs="Times New Roman"/>
+        </w:rPr>
+        <w:t xml:space="preserve"> OCR </w:t>
+      </w:r>
+      <w:r>
+        <w:rPr>
+          <w:rFonts w:ascii="Times New Roman" w:eastAsia="宋体" w:hAnsi="Times New Roman" w:cs="Times New Roman"/>
+        </w:rPr>
+        <w:t>字段提取、版本差异核对、历史资料检索和问题咨询，这些能力分散在多个独立工具里，用户须频繁切换界面、手动传递中间结果，操作链路冗长且容易出错。问题的根源在于</w:t>
       </w:r>
       <w:r>
         <w:rPr>
@@ -392,7 +440,7 @@
         <w:rPr>
           <w:rFonts w:ascii="Times New Roman" w:eastAsia="宋体" w:hAnsi="Times New Roman" w:cs="Times New Roman"/>
         </w:rPr>
-        <w:t>数据不出内网</w:t>
+        <w:t>工具驱动</w:t>
       </w:r>
       <w:r>
         <w:rPr>
@@ -404,61 +452,13 @@
         <w:rPr>
           <w:rFonts w:ascii="Times New Roman" w:eastAsia="宋体" w:hAnsi="Times New Roman" w:cs="Times New Roman"/>
         </w:rPr>
-        <w:t>已成为刚性约束。主流云端</w:t>
-      </w:r>
-      <w:r>
-        <w:rPr>
-          <w:rFonts w:ascii="Times New Roman" w:eastAsia="宋体" w:hAnsi="Times New Roman" w:cs="Times New Roman"/>
-        </w:rPr>
-        <w:t xml:space="preserve"> AI </w:t>
-      </w:r>
-      <w:r>
-        <w:rPr>
-          <w:rFonts w:ascii="Times New Roman" w:eastAsia="宋体" w:hAnsi="Times New Roman" w:cs="Times New Roman"/>
-        </w:rPr>
-        <w:t>办公产品将文档上传至云端处理，数据出域风险不可控，难以同时满足智能化和合规两项要求。第三重是工具碎片化与任务连贯性之间的错位。员工处理一份合同要依次完成</w:t>
-      </w:r>
-      <w:r>
-        <w:rPr>
-          <w:rFonts w:ascii="Times New Roman" w:eastAsia="宋体" w:hAnsi="Times New Roman" w:cs="Times New Roman"/>
-        </w:rPr>
-        <w:t xml:space="preserve"> OCR </w:t>
-      </w:r>
-      <w:r>
-        <w:rPr>
-          <w:rFonts w:ascii="Times New Roman" w:eastAsia="宋体" w:hAnsi="Times New Roman" w:cs="Times New Roman"/>
-        </w:rPr>
-        <w:t>字段提取、版本差异核对、历史资料检索和问题咨询，这些能力分散在多个独立工具里，用户须频繁切换界面、手动传递中间结果，操作链路冗长且容易出错。问题的根源在于</w:t>
-      </w:r>
-      <w:r>
-        <w:rPr>
-          <w:rFonts w:ascii="Times New Roman" w:eastAsia="宋体" w:hAnsi="Times New Roman" w:cs="Times New Roman"/>
-        </w:rPr>
-        <w:t>”</w:t>
-      </w:r>
-      <w:r>
-        <w:rPr>
-          <w:rFonts w:ascii="Times New Roman" w:eastAsia="宋体" w:hAnsi="Times New Roman" w:cs="Times New Roman"/>
-        </w:rPr>
-        <w:t>工具驱动</w:t>
-      </w:r>
-      <w:r>
-        <w:rPr>
-          <w:rFonts w:ascii="Times New Roman" w:eastAsia="宋体" w:hAnsi="Times New Roman" w:cs="Times New Roman"/>
-        </w:rPr>
-        <w:t>”</w:t>
-      </w:r>
-      <w:r>
-        <w:rPr>
-          <w:rFonts w:ascii="Times New Roman" w:eastAsia="宋体" w:hAnsi="Times New Roman" w:cs="Times New Roman"/>
-        </w:rPr>
         <w:t>范式与</w:t>
       </w:r>
       <w:r>
         <w:rPr>
           <w:rFonts w:ascii="Times New Roman" w:eastAsia="宋体" w:hAnsi="Times New Roman" w:cs="Times New Roman"/>
         </w:rPr>
-        <w:t>”</w:t>
+        <w:t>“</w:t>
       </w:r>
       <w:r>
         <w:rPr>
@@ -2923,31 +2923,31 @@
         <w:rPr>
           <w:rFonts w:ascii="Times New Roman" w:eastAsia="宋体" w:hAnsi="Times New Roman" w:cs="Times New Roman"/>
         </w:rPr>
+        <w:t>“</w:t>
+      </w:r>
+      <w:r>
+        <w:rPr>
+          <w:rFonts w:ascii="Times New Roman" w:eastAsia="宋体" w:hAnsi="Times New Roman" w:cs="Times New Roman"/>
+        </w:rPr>
+        <w:t>关注模型能力</w:t>
+      </w:r>
+      <w:r>
+        <w:rPr>
+          <w:rFonts w:ascii="Times New Roman" w:eastAsia="宋体" w:hAnsi="Times New Roman" w:cs="Times New Roman"/>
+        </w:rPr>
         <w:t>”</w:t>
       </w:r>
       <w:r>
         <w:rPr>
           <w:rFonts w:ascii="Times New Roman" w:eastAsia="宋体" w:hAnsi="Times New Roman" w:cs="Times New Roman"/>
         </w:rPr>
-        <w:t>关注模型能力</w:t>
-      </w:r>
-      <w:r>
-        <w:rPr>
-          <w:rFonts w:ascii="Times New Roman" w:eastAsia="宋体" w:hAnsi="Times New Roman" w:cs="Times New Roman"/>
-        </w:rPr>
-        <w:t>”</w:t>
-      </w:r>
-      <w:r>
-        <w:rPr>
-          <w:rFonts w:ascii="Times New Roman" w:eastAsia="宋体" w:hAnsi="Times New Roman" w:cs="Times New Roman"/>
-        </w:rPr>
         <w:t>转向</w:t>
       </w:r>
       <w:r>
         <w:rPr>
           <w:rFonts w:ascii="Times New Roman" w:eastAsia="宋体" w:hAnsi="Times New Roman" w:cs="Times New Roman"/>
         </w:rPr>
-        <w:t>”</w:t>
+        <w:t>“</w:t>
       </w:r>
       <w:r>
         <w:rPr>
@@ -3429,7 +3429,7 @@
               <w:rPr>
                 <w:rFonts w:ascii="Times New Roman" w:eastAsia="宋体" w:hAnsi="Times New Roman" w:cs="Times New Roman"/>
               </w:rPr>
-              <w:t>”</w:t>
+              <w:t>“</w:t>
             </w:r>
             <w:r>
               <w:rPr>
@@ -3700,7 +3700,7 @@
               <w:rPr>
                 <w:rFonts w:ascii="Times New Roman" w:eastAsia="宋体" w:hAnsi="Times New Roman" w:cs="Times New Roman"/>
               </w:rPr>
-              <w:t>”</w:t>
+              <w:t>“</w:t>
             </w:r>
             <w:r>
               <w:rPr>
@@ -3742,72 +3742,72 @@
         <w:rPr>
           <w:rFonts w:ascii="Times New Roman" w:eastAsia="宋体" w:hAnsi="Times New Roman" w:cs="Times New Roman"/>
         </w:rPr>
+        <w:t>“</w:t>
+      </w:r>
+      <w:r>
+        <w:rPr>
+          <w:rFonts w:ascii="Times New Roman" w:eastAsia="宋体" w:hAnsi="Times New Roman" w:cs="Times New Roman"/>
+        </w:rPr>
+        <w:t>可选数据边界</w:t>
+      </w:r>
+      <w:r>
+        <w:rPr>
+          <w:rFonts w:ascii="Times New Roman" w:eastAsia="宋体" w:hAnsi="Times New Roman" w:cs="Times New Roman"/>
+        </w:rPr>
+        <w:t xml:space="preserve"> + </w:t>
+      </w:r>
+      <w:r>
+        <w:rPr>
+          <w:rFonts w:ascii="Times New Roman" w:eastAsia="宋体" w:hAnsi="Times New Roman" w:cs="Times New Roman"/>
+        </w:rPr>
+        <w:t>最小权限</w:t>
+      </w:r>
+      <w:r>
+        <w:rPr>
+          <w:rFonts w:ascii="Times New Roman" w:eastAsia="宋体" w:hAnsi="Times New Roman" w:cs="Times New Roman"/>
+        </w:rPr>
+        <w:t xml:space="preserve"> + </w:t>
+      </w:r>
+      <w:r>
+        <w:rPr>
+          <w:rFonts w:ascii="Times New Roman" w:eastAsia="宋体" w:hAnsi="Times New Roman" w:cs="Times New Roman"/>
+        </w:rPr>
+        <w:t>全链路鉴权</w:t>
+      </w:r>
+      <w:r>
+        <w:rPr>
+          <w:rFonts w:ascii="Times New Roman" w:eastAsia="宋体" w:hAnsi="Times New Roman" w:cs="Times New Roman"/>
+        </w:rPr>
+        <w:t xml:space="preserve"> + </w:t>
+      </w:r>
+      <w:r>
+        <w:rPr>
+          <w:rFonts w:ascii="Times New Roman" w:eastAsia="宋体" w:hAnsi="Times New Roman" w:cs="Times New Roman"/>
+        </w:rPr>
+        <w:t>审计留痕</w:t>
+      </w:r>
+      <w:r>
+        <w:rPr>
+          <w:rFonts w:ascii="Times New Roman" w:eastAsia="宋体" w:hAnsi="Times New Roman" w:cs="Times New Roman"/>
+        </w:rPr>
+        <w:t xml:space="preserve"> + </w:t>
+      </w:r>
+      <w:r>
+        <w:rPr>
+          <w:rFonts w:ascii="Times New Roman" w:eastAsia="宋体" w:hAnsi="Times New Roman" w:cs="Times New Roman"/>
+        </w:rPr>
+        <w:t>敏感链路强制本地推理</w:t>
+      </w:r>
+      <w:r>
+        <w:rPr>
+          <w:rFonts w:ascii="Times New Roman" w:eastAsia="宋体" w:hAnsi="Times New Roman" w:cs="Times New Roman"/>
+        </w:rPr>
         <w:t>”</w:t>
       </w:r>
       <w:r>
         <w:rPr>
           <w:rFonts w:ascii="Times New Roman" w:eastAsia="宋体" w:hAnsi="Times New Roman" w:cs="Times New Roman"/>
         </w:rPr>
-        <w:t>可选数据边界</w:t>
-      </w:r>
-      <w:r>
-        <w:rPr>
-          <w:rFonts w:ascii="Times New Roman" w:eastAsia="宋体" w:hAnsi="Times New Roman" w:cs="Times New Roman"/>
-        </w:rPr>
-        <w:t xml:space="preserve"> + </w:t>
-      </w:r>
-      <w:r>
-        <w:rPr>
-          <w:rFonts w:ascii="Times New Roman" w:eastAsia="宋体" w:hAnsi="Times New Roman" w:cs="Times New Roman"/>
-        </w:rPr>
-        <w:t>最小权限</w:t>
-      </w:r>
-      <w:r>
-        <w:rPr>
-          <w:rFonts w:ascii="Times New Roman" w:eastAsia="宋体" w:hAnsi="Times New Roman" w:cs="Times New Roman"/>
-        </w:rPr>
-        <w:t xml:space="preserve"> + </w:t>
-      </w:r>
-      <w:r>
-        <w:rPr>
-          <w:rFonts w:ascii="Times New Roman" w:eastAsia="宋体" w:hAnsi="Times New Roman" w:cs="Times New Roman"/>
-        </w:rPr>
-        <w:t>全链路鉴权</w:t>
-      </w:r>
-      <w:r>
-        <w:rPr>
-          <w:rFonts w:ascii="Times New Roman" w:eastAsia="宋体" w:hAnsi="Times New Roman" w:cs="Times New Roman"/>
-        </w:rPr>
-        <w:t xml:space="preserve"> + </w:t>
-      </w:r>
-      <w:r>
-        <w:rPr>
-          <w:rFonts w:ascii="Times New Roman" w:eastAsia="宋体" w:hAnsi="Times New Roman" w:cs="Times New Roman"/>
-        </w:rPr>
-        <w:t>审计留痕</w:t>
-      </w:r>
-      <w:r>
-        <w:rPr>
-          <w:rFonts w:ascii="Times New Roman" w:eastAsia="宋体" w:hAnsi="Times New Roman" w:cs="Times New Roman"/>
-        </w:rPr>
-        <w:t xml:space="preserve"> + </w:t>
-      </w:r>
-      <w:r>
-        <w:rPr>
-          <w:rFonts w:ascii="Times New Roman" w:eastAsia="宋体" w:hAnsi="Times New Roman" w:cs="Times New Roman"/>
-        </w:rPr>
-        <w:t>敏感链路强制本地推理</w:t>
-      </w:r>
-      <w:r>
-        <w:rPr>
-          <w:rFonts w:ascii="Times New Roman" w:eastAsia="宋体" w:hAnsi="Times New Roman" w:cs="Times New Roman"/>
-        </w:rPr>
-        <w:t>”</w:t>
-      </w:r>
-      <w:r>
-        <w:rPr>
-          <w:rFonts w:ascii="Times New Roman" w:eastAsia="宋体" w:hAnsi="Times New Roman" w:cs="Times New Roman"/>
-        </w:rPr>
         <w:t>的组合能力，回应政企</w:t>
       </w:r>
       <w:r>
@@ -3914,7 +3914,7 @@
         <w:rPr>
           <w:rFonts w:ascii="Times New Roman" w:eastAsia="宋体" w:hAnsi="Times New Roman" w:cs="Times New Roman"/>
         </w:rPr>
-        <w:t>”</w:t>
+        <w:t>“</w:t>
       </w:r>
       <w:r>
         <w:rPr>
@@ -4027,7 +4027,7 @@
         <w:rPr>
           <w:rFonts w:ascii="Times New Roman" w:eastAsia="宋体" w:hAnsi="Times New Roman" w:cs="Times New Roman"/>
         </w:rPr>
-        <w:t>”</w:t>
+        <w:t>“</w:t>
       </w:r>
       <w:r>
         <w:rPr>
@@ -4292,7 +4292,7 @@
         <w:rPr>
           <w:rFonts w:ascii="Times New Roman" w:eastAsia="宋体" w:hAnsi="Times New Roman" w:cs="Times New Roman"/>
         </w:rPr>
-        <w:t>”</w:t>
+        <w:t>“</w:t>
       </w:r>
       <w:r>
         <w:rPr>
@@ -4752,7 +4752,7 @@
         <w:rPr>
           <w:rFonts w:ascii="Times New Roman" w:eastAsia="宋体" w:hAnsi="Times New Roman" w:cs="Times New Roman"/>
         </w:rPr>
-        <w:t>”</w:t>
+        <w:t>“</w:t>
       </w:r>
       <w:r>
         <w:rPr>
@@ -5524,13 +5524,102 @@
         <w:rPr>
           <w:rFonts w:ascii="Times New Roman" w:eastAsia="宋体" w:hAnsi="Times New Roman" w:cs="Times New Roman"/>
         </w:rPr>
+        <w:t>“</w:t>
+      </w:r>
+      <w:r>
+        <w:rPr>
+          <w:rFonts w:ascii="Times New Roman" w:eastAsia="宋体" w:hAnsi="Times New Roman" w:cs="Times New Roman"/>
+        </w:rPr>
+        <w:t>单一向量索引</w:t>
+      </w:r>
+      <w:r>
+        <w:rPr>
+          <w:rFonts w:ascii="Times New Roman" w:eastAsia="宋体" w:hAnsi="Times New Roman" w:cs="Times New Roman"/>
+        </w:rPr>
+        <w:t xml:space="preserve"> + </w:t>
+      </w:r>
+      <w:r>
+        <w:rPr>
+          <w:rFonts w:ascii="Times New Roman" w:eastAsia="宋体" w:hAnsi="Times New Roman" w:cs="Times New Roman"/>
+        </w:rPr>
+        <w:t>元数据过滤</w:t>
+      </w:r>
+      <w:r>
+        <w:rPr>
+          <w:rFonts w:ascii="Times New Roman" w:eastAsia="宋体" w:hAnsi="Times New Roman" w:cs="Times New Roman"/>
+        </w:rPr>
         <w:t>”</w:t>
       </w:r>
       <w:r>
         <w:rPr>
           <w:rFonts w:ascii="Times New Roman" w:eastAsia="宋体" w:hAnsi="Times New Roman" w:cs="Times New Roman"/>
         </w:rPr>
-        <w:t>单一向量索引</w:t>
+        <w:t>设计，以一套索引同时支撑属主级隐私隔离与组织级知识共享；检索遵循</w:t>
+      </w:r>
+      <w:r>
+        <w:rPr>
+          <w:rFonts w:ascii="Times New Roman" w:eastAsia="宋体" w:hAnsi="Times New Roman" w:cs="Times New Roman"/>
+        </w:rPr>
+        <w:t xml:space="preserve"> Agentic RAG </w:t>
+      </w:r>
+      <w:r>
+        <w:rPr>
+          <w:rFonts w:ascii="Times New Roman" w:eastAsia="宋体" w:hAnsi="Times New Roman" w:cs="Times New Roman"/>
+        </w:rPr>
+        <w:t>范式</w:t>
+      </w:r>
+      <w:r>
+        <w:rPr>
+          <w:rFonts w:ascii="Times New Roman" w:eastAsia="宋体" w:hAnsi="Times New Roman" w:cs="Times New Roman"/>
+        </w:rPr>
+        <w:fldChar w:fldCharType="begin"/>
+      </w:r>
+      <w:r>
+        <w:rPr>
+          <w:rFonts w:ascii="Times New Roman" w:eastAsia="宋体" w:hAnsi="Times New Roman" w:cs="Times New Roman"/>
+        </w:rPr>
+        <w:instrText xml:space="preserve"> REF _RefBib13 \h </w:instrText>
+      </w:r>
+      <w:r>
+        <w:rPr>
+          <w:rFonts w:ascii="Times New Roman" w:eastAsia="宋体" w:hAnsi="Times New Roman" w:cs="Times New Roman"/>
+        </w:rPr>
+      </w:r>
+      <w:r>
+        <w:rPr>
+          <w:rFonts w:ascii="Times New Roman" w:eastAsia="宋体" w:hAnsi="Times New Roman" w:cs="Times New Roman"/>
+        </w:rPr>
+        <w:fldChar w:fldCharType="separate"/>
+      </w:r>
+      <w:r>
+        <w:rPr>
+          <w:rFonts w:ascii="Times New Roman" w:eastAsia="宋体" w:hAnsi="Times New Roman" w:cs="Times New Roman"/>
+        </w:rPr>
+        <w:t>[13]</w:t>
+      </w:r>
+      <w:r>
+        <w:rPr>
+          <w:rFonts w:ascii="Times New Roman" w:eastAsia="宋体" w:hAnsi="Times New Roman" w:cs="Times New Roman"/>
+        </w:rPr>
+        <w:fldChar w:fldCharType="end"/>
+      </w:r>
+      <w:r>
+        <w:rPr>
+          <w:rFonts w:ascii="Times New Roman" w:eastAsia="宋体" w:hAnsi="Times New Roman" w:cs="Times New Roman"/>
+        </w:rPr>
+        <w:t>，采用</w:t>
+      </w:r>
+      <w:r>
+        <w:rPr>
+          <w:rFonts w:ascii="Times New Roman" w:eastAsia="宋体" w:hAnsi="Times New Roman" w:cs="Times New Roman"/>
+        </w:rPr>
+        <w:t>“</w:t>
+      </w:r>
+      <w:r>
+        <w:rPr>
+          <w:rFonts w:ascii="Times New Roman" w:eastAsia="宋体" w:hAnsi="Times New Roman" w:cs="Times New Roman"/>
+        </w:rPr>
+        <w:t>自动注入</w:t>
       </w:r>
       <w:r>
         <w:rPr>
@@ -5542,7 +5631,7 @@
         <w:rPr>
           <w:rFonts w:ascii="Times New Roman" w:eastAsia="宋体" w:hAnsi="Times New Roman" w:cs="Times New Roman"/>
         </w:rPr>
-        <w:t>元数据过滤</w:t>
+        <w:t>自主检索</w:t>
       </w:r>
       <w:r>
         <w:rPr>
@@ -5554,19 +5643,55 @@
         <w:rPr>
           <w:rFonts w:ascii="Times New Roman" w:eastAsia="宋体" w:hAnsi="Times New Roman" w:cs="Times New Roman"/>
         </w:rPr>
-        <w:t>设计，以一套索引同时支撑属主级隐私隔离与组织级知识共享；检索遵循</w:t>
-      </w:r>
-      <w:r>
-        <w:rPr>
-          <w:rFonts w:ascii="Times New Roman" w:eastAsia="宋体" w:hAnsi="Times New Roman" w:cs="Times New Roman"/>
-        </w:rPr>
-        <w:t xml:space="preserve"> Agentic RAG </w:t>
-      </w:r>
-      <w:r>
-        <w:rPr>
-          <w:rFonts w:ascii="Times New Roman" w:eastAsia="宋体" w:hAnsi="Times New Roman" w:cs="Times New Roman"/>
-        </w:rPr>
-        <w:t>范式</w:t>
+        <w:t>双模式，作答时注明来源文档。技能市场引擎将业务规程与操作经验封装为</w:t>
+      </w:r>
+      <w:r>
+        <w:rPr>
+          <w:rFonts w:ascii="Times New Roman" w:eastAsia="宋体" w:hAnsi="Times New Roman" w:cs="Times New Roman"/>
+        </w:rPr>
+        <w:t>“</w:t>
+      </w:r>
+      <w:r>
+        <w:rPr>
+          <w:rFonts w:ascii="Times New Roman" w:eastAsia="宋体" w:hAnsi="Times New Roman" w:cs="Times New Roman"/>
+        </w:rPr>
+        <w:t>元数据头</w:t>
+      </w:r>
+      <w:r>
+        <w:rPr>
+          <w:rFonts w:ascii="Times New Roman" w:eastAsia="宋体" w:hAnsi="Times New Roman" w:cs="Times New Roman"/>
+        </w:rPr>
+        <w:t xml:space="preserve"> + </w:t>
+      </w:r>
+      <w:r>
+        <w:rPr>
+          <w:rFonts w:ascii="Times New Roman" w:eastAsia="宋体" w:hAnsi="Times New Roman" w:cs="Times New Roman"/>
+        </w:rPr>
+        <w:t>指令正文</w:t>
+      </w:r>
+      <w:r>
+        <w:rPr>
+          <w:rFonts w:ascii="Times New Roman" w:eastAsia="宋体" w:hAnsi="Times New Roman" w:cs="Times New Roman"/>
+        </w:rPr>
+        <w:t>”</w:t>
+      </w:r>
+      <w:r>
+        <w:rPr>
+          <w:rFonts w:ascii="Times New Roman" w:eastAsia="宋体" w:hAnsi="Times New Roman" w:cs="Times New Roman"/>
+        </w:rPr>
+        <w:t>的结构化指令资产，格式与</w:t>
+      </w:r>
+      <w:r>
+        <w:rPr>
+          <w:rFonts w:ascii="Times New Roman" w:eastAsia="宋体" w:hAnsi="Times New Roman" w:cs="Times New Roman"/>
+        </w:rPr>
+        <w:t xml:space="preserve"> Agent Skills </w:t>
+      </w:r>
+      <w:r>
+        <w:rPr>
+          <w:rFonts w:ascii="Times New Roman" w:eastAsia="宋体" w:hAnsi="Times New Roman" w:cs="Times New Roman"/>
+        </w:rPr>
+        <w:t>开放标准一致</w:t>
       </w:r>
       <w:r>
         <w:rPr>
@@ -5578,7 +5703,7 @@
         <w:rPr>
           <w:rFonts w:ascii="Times New Roman" w:eastAsia="宋体" w:hAnsi="Times New Roman" w:cs="Times New Roman"/>
         </w:rPr>
-        <w:instrText xml:space="preserve"> REF _RefBib13 \h </w:instrText>
+        <w:instrText xml:space="preserve"> REF _RefBib14 \h </w:instrText>
       </w:r>
       <w:r>
         <w:rPr>
@@ -5595,7 +5720,7 @@
         <w:rPr>
           <w:rFonts w:ascii="Times New Roman" w:eastAsia="宋体" w:hAnsi="Times New Roman" w:cs="Times New Roman"/>
         </w:rPr>
-        <w:t>[13]</w:t>
+        <w:t>[14]</w:t>
       </w:r>
       <w:r>
         <w:rPr>
@@ -5607,7 +5732,19 @@
         <w:rPr>
           <w:rFonts w:ascii="Times New Roman" w:eastAsia="宋体" w:hAnsi="Times New Roman" w:cs="Times New Roman"/>
         </w:rPr>
-        <w:t>，采用</w:t>
+        <w:t>；智能体仅预载技能元数据、判定相关时才加载完整指令，以</w:t>
+      </w:r>
+      <w:r>
+        <w:rPr>
+          <w:rFonts w:ascii="Times New Roman" w:eastAsia="宋体" w:hAnsi="Times New Roman" w:cs="Times New Roman"/>
+        </w:rPr>
+        <w:t>“</w:t>
+      </w:r>
+      <w:r>
+        <w:rPr>
+          <w:rFonts w:ascii="Times New Roman" w:eastAsia="宋体" w:hAnsi="Times New Roman" w:cs="Times New Roman"/>
+        </w:rPr>
+        <w:t>渐进式披露</w:t>
       </w:r>
       <w:r>
         <w:rPr>
@@ -5619,150 +5756,13 @@
         <w:rPr>
           <w:rFonts w:ascii="Times New Roman" w:eastAsia="宋体" w:hAnsi="Times New Roman" w:cs="Times New Roman"/>
         </w:rPr>
-        <w:t>自动注入</w:t>
-      </w:r>
-      <w:r>
-        <w:rPr>
-          <w:rFonts w:ascii="Times New Roman" w:eastAsia="宋体" w:hAnsi="Times New Roman" w:cs="Times New Roman"/>
-        </w:rPr>
-        <w:t xml:space="preserve"> + </w:t>
-      </w:r>
-      <w:r>
-        <w:rPr>
-          <w:rFonts w:ascii="Times New Roman" w:eastAsia="宋体" w:hAnsi="Times New Roman" w:cs="Times New Roman"/>
-        </w:rPr>
-        <w:t>自主检索</w:t>
-      </w:r>
-      <w:r>
-        <w:rPr>
-          <w:rFonts w:ascii="Times New Roman" w:eastAsia="宋体" w:hAnsi="Times New Roman" w:cs="Times New Roman"/>
-        </w:rPr>
-        <w:t>”</w:t>
-      </w:r>
-      <w:r>
-        <w:rPr>
-          <w:rFonts w:ascii="Times New Roman" w:eastAsia="宋体" w:hAnsi="Times New Roman" w:cs="Times New Roman"/>
-        </w:rPr>
-        <w:t>双模式，作答时注明来源文档。技能市场引擎将业务规程与操作经验封装为</w:t>
-      </w:r>
-      <w:r>
-        <w:rPr>
-          <w:rFonts w:ascii="Times New Roman" w:eastAsia="宋体" w:hAnsi="Times New Roman" w:cs="Times New Roman"/>
-        </w:rPr>
-        <w:t>”</w:t>
-      </w:r>
-      <w:r>
-        <w:rPr>
-          <w:rFonts w:ascii="Times New Roman" w:eastAsia="宋体" w:hAnsi="Times New Roman" w:cs="Times New Roman"/>
-        </w:rPr>
-        <w:t>元数据头</w:t>
-      </w:r>
-      <w:r>
-        <w:rPr>
-          <w:rFonts w:ascii="Times New Roman" w:eastAsia="宋体" w:hAnsi="Times New Roman" w:cs="Times New Roman"/>
-        </w:rPr>
-        <w:t xml:space="preserve"> + </w:t>
-      </w:r>
-      <w:r>
-        <w:rPr>
-          <w:rFonts w:ascii="Times New Roman" w:eastAsia="宋体" w:hAnsi="Times New Roman" w:cs="Times New Roman"/>
-        </w:rPr>
-        <w:t>指令正文</w:t>
-      </w:r>
-      <w:r>
-        <w:rPr>
-          <w:rFonts w:ascii="Times New Roman" w:eastAsia="宋体" w:hAnsi="Times New Roman" w:cs="Times New Roman"/>
-        </w:rPr>
-        <w:t>”</w:t>
-      </w:r>
-      <w:r>
-        <w:rPr>
-          <w:rFonts w:ascii="Times New Roman" w:eastAsia="宋体" w:hAnsi="Times New Roman" w:cs="Times New Roman"/>
-        </w:rPr>
-        <w:t>的结构化指令资产，格式与</w:t>
-      </w:r>
-      <w:r>
-        <w:rPr>
-          <w:rFonts w:ascii="Times New Roman" w:eastAsia="宋体" w:hAnsi="Times New Roman" w:cs="Times New Roman"/>
-        </w:rPr>
-        <w:t xml:space="preserve"> Agent Skills </w:t>
-      </w:r>
-      <w:r>
-        <w:rPr>
-          <w:rFonts w:ascii="Times New Roman" w:eastAsia="宋体" w:hAnsi="Times New Roman" w:cs="Times New Roman"/>
-        </w:rPr>
-        <w:t>开放标准一致</w:t>
-      </w:r>
-      <w:r>
-        <w:rPr>
-          <w:rFonts w:ascii="Times New Roman" w:eastAsia="宋体" w:hAnsi="Times New Roman" w:cs="Times New Roman"/>
-        </w:rPr>
-        <w:fldChar w:fldCharType="begin"/>
-      </w:r>
-      <w:r>
-        <w:rPr>
-          <w:rFonts w:ascii="Times New Roman" w:eastAsia="宋体" w:hAnsi="Times New Roman" w:cs="Times New Roman"/>
-        </w:rPr>
-        <w:instrText xml:space="preserve"> REF _RefBib14 \h </w:instrText>
-      </w:r>
-      <w:r>
-        <w:rPr>
-          <w:rFonts w:ascii="Times New Roman" w:eastAsia="宋体" w:hAnsi="Times New Roman" w:cs="Times New Roman"/>
-        </w:rPr>
-      </w:r>
-      <w:r>
-        <w:rPr>
-          <w:rFonts w:ascii="Times New Roman" w:eastAsia="宋体" w:hAnsi="Times New Roman" w:cs="Times New Roman"/>
-        </w:rPr>
-        <w:fldChar w:fldCharType="separate"/>
-      </w:r>
-      <w:r>
-        <w:rPr>
-          <w:rFonts w:ascii="Times New Roman" w:eastAsia="宋体" w:hAnsi="Times New Roman" w:cs="Times New Roman"/>
-        </w:rPr>
-        <w:t>[14]</w:t>
-      </w:r>
-      <w:r>
-        <w:rPr>
-          <w:rFonts w:ascii="Times New Roman" w:eastAsia="宋体" w:hAnsi="Times New Roman" w:cs="Times New Roman"/>
-        </w:rPr>
-        <w:fldChar w:fldCharType="end"/>
-      </w:r>
-      <w:r>
-        <w:rPr>
-          <w:rFonts w:ascii="Times New Roman" w:eastAsia="宋体" w:hAnsi="Times New Roman" w:cs="Times New Roman"/>
-        </w:rPr>
-        <w:t>；智能体仅预载技能元数据、判定相关时才加载完整指令，以</w:t>
-      </w:r>
-      <w:r>
-        <w:rPr>
-          <w:rFonts w:ascii="Times New Roman" w:eastAsia="宋体" w:hAnsi="Times New Roman" w:cs="Times New Roman"/>
-        </w:rPr>
-        <w:t>”</w:t>
-      </w:r>
-      <w:r>
-        <w:rPr>
-          <w:rFonts w:ascii="Times New Roman" w:eastAsia="宋体" w:hAnsi="Times New Roman" w:cs="Times New Roman"/>
-        </w:rPr>
-        <w:t>渐进式披露</w:t>
-      </w:r>
-      <w:r>
-        <w:rPr>
-          <w:rFonts w:ascii="Times New Roman" w:eastAsia="宋体" w:hAnsi="Times New Roman" w:cs="Times New Roman"/>
-        </w:rPr>
-        <w:t>”</w:t>
-      </w:r>
-      <w:r>
-        <w:rPr>
-          <w:rFonts w:ascii="Times New Roman" w:eastAsia="宋体" w:hAnsi="Times New Roman" w:cs="Times New Roman"/>
-        </w:rPr>
         <w:t>支持大量技能共存而上下文开销可控；安装采用</w:t>
       </w:r>
       <w:r>
         <w:rPr>
           <w:rFonts w:ascii="Times New Roman" w:eastAsia="宋体" w:hAnsi="Times New Roman" w:cs="Times New Roman"/>
         </w:rPr>
-        <w:t>”</w:t>
+        <w:t>“</w:t>
       </w:r>
       <w:r>
         <w:rPr>
@@ -5974,7 +5974,7 @@
         <w:rPr>
           <w:rFonts w:ascii="Times New Roman" w:eastAsia="宋体" w:hAnsi="Times New Roman" w:cs="Times New Roman"/>
         </w:rPr>
-        <w:t>”</w:t>
+        <w:t>“</w:t>
       </w:r>
       <w:r>
         <w:rPr>
@@ -7246,7 +7246,7 @@
         <w:rPr>
           <w:rFonts w:ascii="Times New Roman" w:eastAsia="宋体" w:hAnsi="Times New Roman" w:cs="Times New Roman"/>
         </w:rPr>
-        <w:t>”</w:t>
+        <w:t>“</w:t>
       </w:r>
       <w:r>
         <w:rPr>
@@ -7674,7 +7674,7 @@
         <w:rPr>
           <w:rFonts w:ascii="Times New Roman" w:eastAsia="宋体" w:hAnsi="Times New Roman" w:cs="Times New Roman" w:hint="eastAsia"/>
         </w:rPr>
-        <w:t>ss</w:t>
+        <w:t/>
       </w:r>
       <w:r>
         <w:rPr>
@@ -8650,7 +8650,7 @@
         <w:rPr>
           <w:rFonts w:ascii="Times New Roman" w:eastAsia="宋体" w:hAnsi="Times New Roman" w:cs="Times New Roman"/>
         </w:rPr>
-        <w:t>”</w:t>
+        <w:t>“</w:t>
       </w:r>
       <w:r>
         <w:rPr>
@@ -8974,7 +8974,7 @@
         <w:rPr>
           <w:rFonts w:ascii="Times New Roman" w:eastAsia="宋体" w:hAnsi="Times New Roman" w:cs="Times New Roman"/>
         </w:rPr>
-        <w:t>”</w:t>
+        <w:t>“</w:t>
       </w:r>
       <w:r>
         <w:rPr>
@@ -9177,7 +9177,7 @@
         <w:rPr>
           <w:rFonts w:ascii="Times New Roman" w:eastAsia="宋体" w:hAnsi="Times New Roman" w:cs="Times New Roman"/>
         </w:rPr>
-        <w:t>”</w:t>
+        <w:t>“</w:t>
       </w:r>
       <w:r>
         <w:rPr>
@@ -10253,7 +10253,7 @@
         <w:rPr>
           <w:rFonts w:ascii="Times New Roman" w:eastAsia="宋体" w:hAnsi="Times New Roman" w:cs="Times New Roman" w:hint="eastAsia"/>
         </w:rPr>
-        <w:t>—</w:t>
+        <w:t>——</w:t>
       </w:r>
       <w:r>
         <w:rPr>
@@ -10335,7 +10335,7 @@
         <w:rPr>
           <w:rFonts w:ascii="Times New Roman" w:eastAsia="宋体" w:hAnsi="Times New Roman" w:cs="Times New Roman"/>
         </w:rPr>
-        <w:t>，平台构建了纵深防御式安全体系，从数据边界、访问控制、执行治理、审计追溯四个维度系统性地回应安全需求</w:t>
+        <w:t>——平台构建了纵深防御式安全体系，从数据边界、访问控制、执行治理、审计追溯四个维度系统性地回应安全需求</w:t>
       </w:r>
       <w:r>
         <w:rPr>
@@ -10468,7 +10468,7 @@
         <w:rPr>
           <w:rFonts w:ascii="Times New Roman" w:eastAsia="宋体" w:hAnsi="Times New Roman" w:cs="Times New Roman"/>
         </w:rPr>
-        <w:t>”</w:t>
+        <w:t>“</w:t>
       </w:r>
       <w:r>
         <w:rPr>
@@ -10554,7 +10554,7 @@
         <w:rPr>
           <w:rFonts w:ascii="Times New Roman" w:eastAsia="宋体" w:hAnsi="Times New Roman" w:cs="Times New Roman"/>
         </w:rPr>
-        <w:t>”</w:t>
+        <w:t>“</w:t>
       </w:r>
       <w:r>
         <w:rPr>
@@ -13854,7 +13854,7 @@
         <w:rPr>
           <w:rFonts w:ascii="Times New Roman" w:eastAsia="宋体" w:hAnsi="Times New Roman" w:cs="Times New Roman"/>
         </w:rPr>
-        <w:t>”</w:t>
+        <w:t>“</w:t>
       </w:r>
       <w:r>
         <w:rPr>
